--- a/NNIT_CRM_N8N_API_Documentation.docx
+++ b/NNIT_CRM_N8N_API_Documentation.docx
@@ -4,1163 +4,1808 @@
   <w:body>
     <w:p>
       <w:pPr>
-        <w:jc w:val="center"/>
+        <w:spacing w:after="40"/>
       </w:pPr>
       <w:r>
         <w:rPr>
           <w:rFonts w:ascii="Arial" w:hAnsi="Arial"/>
           <w:b/>
-          <w:color w:val="0F4C81"/>
+          <w:color w:val="0F172A"/>
           <w:sz w:val="40"/>
         </w:rPr>
-        <w:t>NNIT CRM Project - API Documentation</w:t>
+        <w:t>NNIT CRM – API Integration Documentation</w:t>
       </w:r>
     </w:p>
     <w:p>
       <w:pPr>
-        <w:jc w:val="center"/>
+        <w:spacing w:after="240"/>
       </w:pPr>
       <w:r>
         <w:rPr>
           <w:rFonts w:ascii="Arial" w:hAnsi="Arial"/>
-          <w:color w:val="2874A6"/>
-          <w:sz w:val="26"/>
+          <w:color w:val="475569"/>
+          <w:sz w:val="20"/>
         </w:rPr>
-        <w:t>Production Domain: https://chronolms.com</w:t>
-        <w:br/>
-        <w:t>Integration Guide for n8n Workflows (Customer, Lead &amp; Lead Follow-up APIs)</w:t>
+        <w:t>Production API Documentation for External System &amp; n8n Automation Integration</w:t>
       </w:r>
     </w:p>
-    <w:p/>
     <w:p>
       <w:pPr>
-        <w:spacing w:before="280" w:after="120"/>
+        <w:spacing w:after="80"/>
       </w:pPr>
       <w:r>
         <w:rPr>
           <w:rFonts w:ascii="Arial" w:hAnsi="Arial"/>
           <w:b/>
-          <w:color w:val="0F4C81"/>
-          <w:sz w:val="30"/>
+          <w:color w:val="1E293B"/>
+          <w:sz w:val="19"/>
         </w:rPr>
-        <w:t>1. Production Domain &amp; Authentication Overview</w:t>
+        <w:t>CRM Name:</w:t>
+      </w:r>
+      <w:r>
+        <w:rPr>
+          <w:rFonts w:ascii="Arial" w:hAnsi="Arial"/>
+          <w:color w:val="334155"/>
+          <w:sz w:val="19"/>
+        </w:rPr>
+        <w:t xml:space="preserve"> NNIT CRM (NNIT Smart Parking &amp; CRM)</w:t>
       </w:r>
     </w:p>
     <w:p>
       <w:pPr>
-        <w:spacing w:after="80" w:line="276" w:lineRule="auto"/>
-      </w:pPr>
-      <w:r>
-        <w:rPr>
-          <w:rFonts w:ascii="Calibri" w:hAnsi="Calibri"/>
-          <w:b/>
-          <w:color w:val="2C3E50"/>
-          <w:sz w:val="21"/>
-        </w:rPr>
-        <w:t xml:space="preserve">Production Base URL: </w:t>
-      </w:r>
-      <w:r>
-        <w:rPr>
-          <w:rFonts w:ascii="Calibri" w:hAnsi="Calibri"/>
-          <w:color w:val="2C3E50"/>
-          <w:sz w:val="21"/>
-        </w:rPr>
-        <w:t>https://chronolms.com</w:t>
-      </w:r>
-    </w:p>
-    <w:p>
-      <w:pPr>
-        <w:spacing w:after="80" w:line="276" w:lineRule="auto"/>
-      </w:pPr>
-      <w:r>
-        <w:rPr>
-          <w:rFonts w:ascii="Calibri" w:hAnsi="Calibri"/>
-          <w:b/>
-          <w:color w:val="2C3E50"/>
-          <w:sz w:val="21"/>
-        </w:rPr>
-        <w:t xml:space="preserve">Local Development Base URL: </w:t>
-      </w:r>
-      <w:r>
-        <w:rPr>
-          <w:rFonts w:ascii="Calibri" w:hAnsi="Calibri"/>
-          <w:color w:val="2C3E50"/>
-          <w:sz w:val="21"/>
-        </w:rPr>
-        <w:t>http://127.0.0.1:8000</w:t>
-      </w:r>
-    </w:p>
-    <w:p>
-      <w:pPr>
-        <w:spacing w:after="80" w:line="276" w:lineRule="auto"/>
-      </w:pPr>
-      <w:r>
-        <w:rPr>
-          <w:rFonts w:ascii="Calibri" w:hAnsi="Calibri"/>
-          <w:b/>
-          <w:color w:val="2C3E50"/>
-          <w:sz w:val="21"/>
-        </w:rPr>
-        <w:t xml:space="preserve">Authentication Method: </w:t>
-      </w:r>
-      <w:r>
-        <w:rPr>
-          <w:rFonts w:ascii="Calibri" w:hAnsi="Calibri"/>
-          <w:color w:val="2C3E50"/>
-          <w:sz w:val="21"/>
-        </w:rPr>
-        <w:t>JWT (JSON Web Token)</w:t>
-      </w:r>
-    </w:p>
-    <w:p>
-      <w:pPr>
-        <w:spacing w:after="80" w:line="276" w:lineRule="auto"/>
-      </w:pPr>
-      <w:r>
-        <w:rPr>
-          <w:rFonts w:ascii="Calibri" w:hAnsi="Calibri"/>
-          <w:b/>
-          <w:color w:val="2C3E50"/>
-          <w:sz w:val="21"/>
-        </w:rPr>
-        <w:t xml:space="preserve">Swagger Interactive Documentation: </w:t>
-      </w:r>
-      <w:r>
-        <w:rPr>
-          <w:rFonts w:ascii="Calibri" w:hAnsi="Calibri"/>
-          <w:color w:val="2C3E50"/>
-          <w:sz w:val="21"/>
-        </w:rPr>
-        <w:t>https://chronolms.com/swagger/</w:t>
-      </w:r>
-    </w:p>
-    <w:p>
-      <w:pPr>
-        <w:spacing w:after="80" w:line="276" w:lineRule="auto"/>
-      </w:pPr>
-      <w:r>
-        <w:rPr>
-          <w:rFonts w:ascii="Calibri" w:hAnsi="Calibri"/>
-          <w:b/>
-          <w:color w:val="2C3E50"/>
-          <w:sz w:val="21"/>
-        </w:rPr>
-        <w:t xml:space="preserve">ReDoc UI Documentation: </w:t>
-      </w:r>
-      <w:r>
-        <w:rPr>
-          <w:rFonts w:ascii="Calibri" w:hAnsi="Calibri"/>
-          <w:color w:val="2C3E50"/>
-          <w:sz w:val="21"/>
-        </w:rPr>
-        <w:t>https://chronolms.com/redoc/</w:t>
-      </w:r>
-    </w:p>
-    <w:p>
-      <w:pPr>
-        <w:spacing w:before="200" w:after="80"/>
+        <w:spacing w:after="80"/>
       </w:pPr>
       <w:r>
         <w:rPr>
           <w:rFonts w:ascii="Arial" w:hAnsi="Arial"/>
           <w:b/>
-          <w:color w:val="2874A6"/>
-          <w:sz w:val="24"/>
+          <w:color w:val="1E293B"/>
+          <w:sz w:val="19"/>
         </w:rPr>
-        <w:t>1.1 Obtain JWT Access Token (POST /token/)</w:t>
+        <w:t>Production Base URL:</w:t>
+      </w:r>
+      <w:r>
+        <w:rPr>
+          <w:rFonts w:ascii="Arial" w:hAnsi="Arial"/>
+          <w:color w:val="334155"/>
+          <w:sz w:val="19"/>
+        </w:rPr>
+        <w:t xml:space="preserve"> https://chronolms.com</w:t>
       </w:r>
     </w:p>
     <w:p>
       <w:pPr>
-        <w:spacing w:after="80" w:line="276" w:lineRule="auto"/>
+        <w:spacing w:after="80"/>
       </w:pPr>
       <w:r>
         <w:rPr>
-          <w:rFonts w:ascii="Calibri" w:hAnsi="Calibri"/>
+          <w:rFonts w:ascii="Arial" w:hAnsi="Arial"/>
           <w:b/>
-          <w:color w:val="2C3E50"/>
-          <w:sz w:val="21"/>
+          <w:color w:val="1E293B"/>
+          <w:sz w:val="19"/>
         </w:rPr>
-        <w:t xml:space="preserve">Exact Endpoint: </w:t>
+        <w:t>Authentication:</w:t>
       </w:r>
       <w:r>
         <w:rPr>
-          <w:rFonts w:ascii="Calibri" w:hAnsi="Calibri"/>
-          <w:color w:val="2C3E50"/>
-          <w:sz w:val="21"/>
+          <w:rFonts w:ascii="Arial" w:hAnsi="Arial"/>
+          <w:color w:val="334155"/>
+          <w:sz w:val="19"/>
         </w:rPr>
-        <w:t>POST https://chronolms.com/token/  (Local: POST http://127.0.0.1:8000/token/)</w:t>
+        <w:t xml:space="preserve"> JWT (JSON Web Token via Bearer Header)</w:t>
       </w:r>
     </w:p>
     <w:p>
       <w:pPr>
-        <w:spacing w:after="80" w:line="276" w:lineRule="auto"/>
+        <w:spacing w:before="280" w:after="80"/>
       </w:pPr>
       <w:r>
         <w:rPr>
-          <w:rFonts w:ascii="Calibri" w:hAnsi="Calibri"/>
+          <w:rFonts w:ascii="Arial" w:hAnsi="Arial"/>
           <w:b/>
-          <w:color w:val="2C3E50"/>
-          <w:sz w:val="21"/>
+          <w:color w:val="1E293B"/>
+          <w:sz w:val="26"/>
         </w:rPr>
-        <w:t xml:space="preserve">Header: </w:t>
-      </w:r>
-      <w:r>
-        <w:rPr>
-          <w:rFonts w:ascii="Calibri" w:hAnsi="Calibri"/>
-          <w:color w:val="2C3E50"/>
-          <w:sz w:val="21"/>
-        </w:rPr>
-        <w:t>Content-Type: application/json</w:t>
+        <w:t>1. Integration Overview</w:t>
       </w:r>
     </w:p>
     <w:p>
       <w:pPr>
-        <w:spacing w:after="80" w:line="276" w:lineRule="auto"/>
+        <w:spacing w:after="80"/>
       </w:pPr>
       <w:r>
         <w:rPr>
-          <w:rFonts w:ascii="Calibri" w:hAnsi="Calibri"/>
-          <w:color w:val="2C3E50"/>
-          <w:sz w:val="21"/>
+          <w:rFonts w:ascii="Arial" w:hAnsi="Arial"/>
+          <w:color w:val="334155"/>
+          <w:sz w:val="19"/>
         </w:rPr>
-        <w:t>Request Body Payload:</w:t>
+        <w:t>NNIT CRM exposes RESTful APIs for external systems (such as n8n, custom portals, and automated workflows) to securely access CRM data. External systems must communicate with NNIT CRM through HTTPS APIs only.</w:t>
       </w:r>
     </w:p>
     <w:p>
       <w:pPr>
         <w:spacing w:before="80" w:after="160"/>
-        <w:ind w:left="432"/>
+        <w:ind w:left="216" w:right="216"/>
       </w:pPr>
       <w:r>
         <w:rPr>
           <w:rFonts w:ascii="Consolas" w:hAnsi="Consolas"/>
-          <w:color w:val="212529"/>
+          <w:color w:val="0F172A"/>
+          <w:sz w:val="17"/>
+        </w:rPr>
+        <w:t>External System / n8n Workflow</w:t>
+        <w:br/>
+        <w:t xml:space="preserve">    |</w:t>
+        <w:br/>
+        <w:t xml:space="preserve">    v  HTTPS REST API</w:t>
+        <w:br/>
+        <w:t>NNIT CRM Production API (https://chronolms.com)</w:t>
+        <w:br/>
+        <w:t xml:space="preserve">    |</w:t>
+        <w:br/>
+        <w:t xml:space="preserve">    v  Django REST Framework + SimpleJWT</w:t>
+        <w:br/>
+        <w:t>NNIT CRM Database</w:t>
+      </w:r>
+    </w:p>
+    <w:p>
+      <w:pPr>
+        <w:spacing w:before="280" w:after="80"/>
+      </w:pPr>
+      <w:r>
+        <w:rPr>
+          <w:rFonts w:ascii="Arial" w:hAnsi="Arial"/>
+          <w:b/>
+          <w:color w:val="1E293B"/>
+          <w:sz w:val="26"/>
+        </w:rPr>
+        <w:t>2. Production API Base URL &amp; API Groups</w:t>
+      </w:r>
+    </w:p>
+    <w:p>
+      <w:pPr>
+        <w:spacing w:after="80"/>
+      </w:pPr>
+      <w:r>
+        <w:rPr>
+          <w:rFonts w:ascii="Arial" w:hAnsi="Arial"/>
+          <w:b/>
+          <w:color w:val="1E293B"/>
           <w:sz w:val="19"/>
         </w:rPr>
+        <w:t>Base URL:</w:t>
+      </w:r>
+      <w:r>
+        <w:rPr>
+          <w:rFonts w:ascii="Arial" w:hAnsi="Arial"/>
+          <w:color w:val="334155"/>
+          <w:sz w:val="19"/>
+        </w:rPr>
+        <w:t xml:space="preserve"> https://chronolms.com</w:t>
+      </w:r>
+    </w:p>
+    <w:p>
+      <w:pPr>
+        <w:spacing w:before="80" w:after="160"/>
+        <w:ind w:left="216" w:right="216"/>
+      </w:pPr>
+      <w:r>
+        <w:rPr>
+          <w:rFonts w:ascii="Consolas" w:hAnsi="Consolas"/>
+          <w:color w:val="0F172A"/>
+          <w:sz w:val="17"/>
+        </w:rPr>
+        <w:t>https://chronolms.com/token/                 (JWT Authentication)</w:t>
+        <w:br/>
+        <w:t>https://chronolms.com/lead/lead/            (Leads Management)</w:t>
+        <w:br/>
+        <w:t>https://chronolms.com/lead/customer/        (Customer Management)</w:t>
+        <w:br/>
+        <w:t>https://chronolms.com/lead/lead-followups/  (Follow-up Records)</w:t>
+        <w:br/>
+        <w:t>https://chronolms.com/lead/lead-faqs/       (Qualifying FAQ Master)</w:t>
+      </w:r>
+    </w:p>
+    <w:p>
+      <w:pPr>
+        <w:spacing w:before="280" w:after="80"/>
+      </w:pPr>
+      <w:r>
+        <w:rPr>
+          <w:rFonts w:ascii="Arial" w:hAnsi="Arial"/>
+          <w:b/>
+          <w:color w:val="1E293B"/>
+          <w:sz w:val="26"/>
+        </w:rPr>
+        <w:t>3. API Documentation</w:t>
+      </w:r>
+    </w:p>
+    <w:p>
+      <w:pPr>
+        <w:spacing w:after="80"/>
+      </w:pPr>
+      <w:r>
+        <w:rPr>
+          <w:rFonts w:ascii="Arial" w:hAnsi="Arial"/>
+          <w:b/>
+          <w:color w:val="1E293B"/>
+          <w:sz w:val="19"/>
+        </w:rPr>
+        <w:t>Swagger UI:</w:t>
+      </w:r>
+      <w:r>
+        <w:rPr>
+          <w:rFonts w:ascii="Arial" w:hAnsi="Arial"/>
+          <w:color w:val="334155"/>
+          <w:sz w:val="19"/>
+        </w:rPr>
+        <w:t xml:space="preserve"> https://chronolms.com/swagger/</w:t>
+      </w:r>
+    </w:p>
+    <w:p>
+      <w:pPr>
+        <w:spacing w:after="80"/>
+      </w:pPr>
+      <w:r>
+        <w:rPr>
+          <w:rFonts w:ascii="Arial" w:hAnsi="Arial"/>
+          <w:b/>
+          <w:color w:val="1E293B"/>
+          <w:sz w:val="19"/>
+        </w:rPr>
+        <w:t>ReDoc:</w:t>
+      </w:r>
+      <w:r>
+        <w:rPr>
+          <w:rFonts w:ascii="Arial" w:hAnsi="Arial"/>
+          <w:color w:val="334155"/>
+          <w:sz w:val="19"/>
+        </w:rPr>
+        <w:t xml:space="preserve"> https://chronolms.com/redoc/</w:t>
+      </w:r>
+    </w:p>
+    <w:p>
+      <w:pPr>
+        <w:spacing w:before="280" w:after="80"/>
+      </w:pPr>
+      <w:r>
+        <w:rPr>
+          <w:rFonts w:ascii="Arial" w:hAnsi="Arial"/>
+          <w:b/>
+          <w:color w:val="1E293B"/>
+          <w:sz w:val="26"/>
+        </w:rPr>
+        <w:t>4. API Authentication (JWT)</w:t>
+      </w:r>
+    </w:p>
+    <w:p>
+      <w:pPr>
+        <w:spacing w:after="80"/>
+      </w:pPr>
+      <w:r>
+        <w:rPr>
+          <w:rFonts w:ascii="Arial" w:hAnsi="Arial"/>
+          <w:color w:val="334155"/>
+          <w:sz w:val="19"/>
+        </w:rPr>
+        <w:t>NNIT CRM uses JWT authentication. Include token in Header:</w:t>
+      </w:r>
+    </w:p>
+    <w:p>
+      <w:pPr>
+        <w:spacing w:before="80" w:after="160"/>
+        <w:ind w:left="216" w:right="216"/>
+      </w:pPr>
+      <w:r>
+        <w:rPr>
+          <w:rFonts w:ascii="Consolas" w:hAnsi="Consolas"/>
+          <w:color w:val="0F172A"/>
+          <w:sz w:val="17"/>
+        </w:rPr>
+        <w:t>Authorization: Bearer &lt;access_token&gt;</w:t>
+      </w:r>
+    </w:p>
+    <w:p>
+      <w:pPr>
+        <w:spacing w:before="280" w:after="80"/>
+      </w:pPr>
+      <w:r>
+        <w:rPr>
+          <w:rFonts w:ascii="Arial" w:hAnsi="Arial"/>
+          <w:b/>
+          <w:color w:val="1E293B"/>
+          <w:sz w:val="26"/>
+        </w:rPr>
+        <w:t>5. Obtain Access Token</w:t>
+      </w:r>
+    </w:p>
+    <w:p>
+      <w:pPr>
+        <w:spacing w:before="80" w:after="160"/>
+        <w:ind w:left="216" w:right="216"/>
+      </w:pPr>
+      <w:r>
+        <w:rPr>
+          <w:rFonts w:ascii="Consolas" w:hAnsi="Consolas"/>
+          <w:color w:val="0F172A"/>
+          <w:sz w:val="17"/>
+        </w:rPr>
+        <w:t>POST https://chronolms.com/token/</w:t>
+        <w:br/>
+        <w:br/>
+        <w:t>Request:</w:t>
+        <w:br/>
         <w:t>{</w:t>
         <w:br/>
-        <w:t xml:space="preserve">  "username": "YOUR_SERVICE_ACCOUNT_USERNAME",</w:t>
+        <w:t xml:space="preserve">  "username": "SERVICE_ACCOUNT_USERNAME",</w:t>
         <w:br/>
-        <w:t xml:space="preserve">  "password": "YOUR_SERVICE_ACCOUNT_PASSWORD"</w:t>
+        <w:t xml:space="preserve">  "password": "SERVICE_ACCOUNT_PASSWORD"</w:t>
+        <w:br/>
+        <w:t>}</w:t>
+        <w:br/>
+        <w:br/>
+        <w:t>Response (200 OK):</w:t>
+        <w:br/>
+        <w:t>{</w:t>
+        <w:br/>
+        <w:t xml:space="preserve">  "refresh": "&lt;refresh_token&gt;",</w:t>
+        <w:br/>
+        <w:t xml:space="preserve">  "access": "&lt;access_token&gt;"</w:t>
         <w:br/>
         <w:t>}</w:t>
       </w:r>
     </w:p>
     <w:p>
       <w:pPr>
-        <w:spacing w:after="80" w:line="276" w:lineRule="auto"/>
+        <w:spacing w:before="280" w:after="80"/>
       </w:pPr>
       <w:r>
         <w:rPr>
-          <w:rFonts w:ascii="Calibri" w:hAnsi="Calibri"/>
-          <w:color w:val="2C3E50"/>
-          <w:sz w:val="21"/>
+          <w:rFonts w:ascii="Arial" w:hAnsi="Arial"/>
+          <w:b/>
+          <w:color w:val="1E293B"/>
+          <w:sz w:val="26"/>
         </w:rPr>
-        <w:t>Response Payload:</w:t>
+        <w:t>6. Refresh Access Token</w:t>
       </w:r>
     </w:p>
     <w:p>
       <w:pPr>
         <w:spacing w:before="80" w:after="160"/>
-        <w:ind w:left="432"/>
+        <w:ind w:left="216" w:right="216"/>
       </w:pPr>
       <w:r>
         <w:rPr>
           <w:rFonts w:ascii="Consolas" w:hAnsi="Consolas"/>
-          <w:color w:val="212529"/>
+          <w:color w:val="0F172A"/>
+          <w:sz w:val="17"/>
+        </w:rPr>
+        <w:t>POST https://chronolms.com/token/refresh/</w:t>
+        <w:br/>
+        <w:t>Request:  { "refresh": "&lt;refresh_token&gt;" }</w:t>
+        <w:br/>
+        <w:t>Response: { "access": "&lt;new_access_token&gt;" }</w:t>
+      </w:r>
+    </w:p>
+    <w:p>
+      <w:pPr>
+        <w:spacing w:before="280" w:after="80"/>
+      </w:pPr>
+      <w:r>
+        <w:rPr>
+          <w:rFonts w:ascii="Arial" w:hAnsi="Arial"/>
+          <w:b/>
+          <w:color w:val="1E293B"/>
+          <w:sz w:val="26"/>
+        </w:rPr>
+        <w:t>7. Verify Token</w:t>
+      </w:r>
+    </w:p>
+    <w:p>
+      <w:pPr>
+        <w:spacing w:before="80" w:after="160"/>
+        <w:ind w:left="216" w:right="216"/>
+      </w:pPr>
+      <w:r>
+        <w:rPr>
+          <w:rFonts w:ascii="Consolas" w:hAnsi="Consolas"/>
+          <w:color w:val="0F172A"/>
+          <w:sz w:val="17"/>
+        </w:rPr>
+        <w:t>POST https://chronolms.com/token/verify/</w:t>
+        <w:br/>
+        <w:t>Request:  { "token": "&lt;access_token&gt;" }</w:t>
+      </w:r>
+    </w:p>
+    <w:p>
+      <w:pPr>
+        <w:spacing w:before="280" w:after="80"/>
+      </w:pPr>
+      <w:r>
+        <w:rPr>
+          <w:rFonts w:ascii="Arial" w:hAnsi="Arial"/>
+          <w:b/>
+          <w:color w:val="1E293B"/>
+          <w:sz w:val="26"/>
+        </w:rPr>
+        <w:t>8. Service Account</w:t>
+      </w:r>
+    </w:p>
+    <w:p>
+      <w:pPr>
+        <w:spacing w:after="80"/>
+      </w:pPr>
+      <w:r>
+        <w:rPr>
+          <w:rFonts w:ascii="Arial" w:hAnsi="Arial"/>
+          <w:color w:val="334155"/>
           <w:sz w:val="19"/>
         </w:rPr>
+        <w:t>Recommended Service Account: Username: n8n_automation | Email: n8n.automation@nnitcrm.com | Role: Integration Service Account</w:t>
+      </w:r>
+    </w:p>
+    <w:p>
+      <w:pPr>
+        <w:spacing w:before="280" w:after="80"/>
+      </w:pPr>
+      <w:r>
+        <w:rPr>
+          <w:rFonts w:ascii="Arial" w:hAnsi="Arial"/>
+          <w:b/>
+          <w:color w:val="1E293B"/>
+          <w:sz w:val="26"/>
+        </w:rPr>
+        <w:t>9. Recommended Permissions</w:t>
+      </w:r>
+    </w:p>
+    <w:tbl>
+      <w:tblPr>
+        <w:tblW w:type="auto" w:w="0"/>
+        <w:jc w:val="center"/>
+        <w:tblLook w:firstColumn="1" w:firstRow="1" w:lastColumn="0" w:lastRow="0" w:noHBand="0" w:noVBand="1" w:val="04A0"/>
+      </w:tblPr>
+      <w:tblGrid>
+        <w:gridCol w:w="3600"/>
+        <w:gridCol w:w="3600"/>
+        <w:gridCol w:w="3600"/>
+      </w:tblGrid>
+      <w:tr>
+        <w:tc>
+          <w:tcPr>
+            <w:tcW w:type="dxa" w:w="2880"/>
+            <w:shd w:fill="F1F5F9"/>
+          </w:tcPr>
+          <w:p>
+            <w:pPr>
+              <w:spacing w:after="40" w:before="40"/>
+            </w:pPr>
+            <w:r>
+              <w:rPr>
+                <w:rFonts w:ascii="Arial" w:hAnsi="Arial"/>
+                <w:b/>
+                <w:color w:val="0F172A"/>
+                <w:sz w:val="17"/>
+              </w:rPr>
+              <w:t>Module</w:t>
+            </w:r>
+          </w:p>
+        </w:tc>
+        <w:tc>
+          <w:tcPr>
+            <w:tcW w:type="dxa" w:w="3600"/>
+            <w:shd w:fill="F1F5F9"/>
+          </w:tcPr>
+          <w:p>
+            <w:pPr>
+              <w:spacing w:after="40" w:before="40"/>
+            </w:pPr>
+            <w:r>
+              <w:rPr>
+                <w:rFonts w:ascii="Arial" w:hAnsi="Arial"/>
+                <w:b/>
+                <w:color w:val="0F172A"/>
+                <w:sz w:val="17"/>
+              </w:rPr>
+              <w:t>Endpoint Path</w:t>
+            </w:r>
+          </w:p>
+        </w:tc>
+        <w:tc>
+          <w:tcPr>
+            <w:tcW w:type="dxa" w:w="4320"/>
+            <w:shd w:fill="F1F5F9"/>
+          </w:tcPr>
+          <w:p>
+            <w:pPr>
+              <w:spacing w:after="40" w:before="40"/>
+            </w:pPr>
+            <w:r>
+              <w:rPr>
+                <w:rFonts w:ascii="Arial" w:hAnsi="Arial"/>
+                <w:b/>
+                <w:color w:val="0F172A"/>
+                <w:sz w:val="17"/>
+              </w:rPr>
+              <w:t>Recommended Access</w:t>
+            </w:r>
+          </w:p>
+        </w:tc>
+      </w:tr>
+      <w:tr>
+        <w:tc>
+          <w:tcPr>
+            <w:tcW w:type="dxa" w:w="2880"/>
+          </w:tcPr>
+          <w:p>
+            <w:pPr>
+              <w:spacing w:after="40" w:before="40"/>
+            </w:pPr>
+            <w:r>
+              <w:rPr>
+                <w:rFonts w:ascii="Arial" w:hAnsi="Arial"/>
+                <w:sz w:val="17"/>
+              </w:rPr>
+              <w:t>Lead Management</w:t>
+            </w:r>
+          </w:p>
+        </w:tc>
+        <w:tc>
+          <w:tcPr>
+            <w:tcW w:type="dxa" w:w="3600"/>
+          </w:tcPr>
+          <w:p>
+            <w:pPr>
+              <w:spacing w:after="40" w:before="40"/>
+            </w:pPr>
+            <w:r>
+              <w:rPr>
+                <w:rFonts w:ascii="Arial" w:hAnsi="Arial"/>
+                <w:sz w:val="17"/>
+              </w:rPr>
+              <w:t>/lead/lead/</w:t>
+            </w:r>
+          </w:p>
+        </w:tc>
+        <w:tc>
+          <w:tcPr>
+            <w:tcW w:type="dxa" w:w="4320"/>
+          </w:tcPr>
+          <w:p>
+            <w:pPr>
+              <w:spacing w:after="40" w:before="40"/>
+            </w:pPr>
+            <w:r>
+              <w:rPr>
+                <w:rFonts w:ascii="Arial" w:hAnsi="Arial"/>
+                <w:sz w:val="17"/>
+              </w:rPr>
+              <w:t>Read, Create, Update, Filter, Search</w:t>
+            </w:r>
+          </w:p>
+        </w:tc>
+      </w:tr>
+      <w:tr>
+        <w:tc>
+          <w:tcPr>
+            <w:tcW w:type="dxa" w:w="2880"/>
+          </w:tcPr>
+          <w:p>
+            <w:pPr>
+              <w:spacing w:after="40" w:before="40"/>
+            </w:pPr>
+            <w:r>
+              <w:rPr>
+                <w:rFonts w:ascii="Arial" w:hAnsi="Arial"/>
+                <w:sz w:val="17"/>
+              </w:rPr>
+              <w:t>Customer Management</w:t>
+            </w:r>
+          </w:p>
+        </w:tc>
+        <w:tc>
+          <w:tcPr>
+            <w:tcW w:type="dxa" w:w="3600"/>
+          </w:tcPr>
+          <w:p>
+            <w:pPr>
+              <w:spacing w:after="40" w:before="40"/>
+            </w:pPr>
+            <w:r>
+              <w:rPr>
+                <w:rFonts w:ascii="Arial" w:hAnsi="Arial"/>
+                <w:sz w:val="17"/>
+              </w:rPr>
+              <w:t>/lead/customer/</w:t>
+            </w:r>
+          </w:p>
+        </w:tc>
+        <w:tc>
+          <w:tcPr>
+            <w:tcW w:type="dxa" w:w="4320"/>
+          </w:tcPr>
+          <w:p>
+            <w:pPr>
+              <w:spacing w:after="40" w:before="40"/>
+            </w:pPr>
+            <w:r>
+              <w:rPr>
+                <w:rFonts w:ascii="Arial" w:hAnsi="Arial"/>
+                <w:sz w:val="17"/>
+              </w:rPr>
+              <w:t>Read, Create, Update, Lookup</w:t>
+            </w:r>
+          </w:p>
+        </w:tc>
+      </w:tr>
+      <w:tr>
+        <w:tc>
+          <w:tcPr>
+            <w:tcW w:type="dxa" w:w="2880"/>
+          </w:tcPr>
+          <w:p>
+            <w:pPr>
+              <w:spacing w:after="40" w:before="40"/>
+            </w:pPr>
+            <w:r>
+              <w:rPr>
+                <w:rFonts w:ascii="Arial" w:hAnsi="Arial"/>
+                <w:sz w:val="17"/>
+              </w:rPr>
+              <w:t>Lead Follow-ups</w:t>
+            </w:r>
+          </w:p>
+        </w:tc>
+        <w:tc>
+          <w:tcPr>
+            <w:tcW w:type="dxa" w:w="3600"/>
+          </w:tcPr>
+          <w:p>
+            <w:pPr>
+              <w:spacing w:after="40" w:before="40"/>
+            </w:pPr>
+            <w:r>
+              <w:rPr>
+                <w:rFonts w:ascii="Arial" w:hAnsi="Arial"/>
+                <w:sz w:val="17"/>
+              </w:rPr>
+              <w:t>/lead/lead-followups/</w:t>
+            </w:r>
+          </w:p>
+        </w:tc>
+        <w:tc>
+          <w:tcPr>
+            <w:tcW w:type="dxa" w:w="4320"/>
+          </w:tcPr>
+          <w:p>
+            <w:pPr>
+              <w:spacing w:after="40" w:before="40"/>
+            </w:pPr>
+            <w:r>
+              <w:rPr>
+                <w:rFonts w:ascii="Arial" w:hAnsi="Arial"/>
+                <w:sz w:val="17"/>
+              </w:rPr>
+              <w:t>Read, Create, Update</w:t>
+            </w:r>
+          </w:p>
+        </w:tc>
+      </w:tr>
+      <w:tr>
+        <w:tc>
+          <w:tcPr>
+            <w:tcW w:type="dxa" w:w="2880"/>
+          </w:tcPr>
+          <w:p>
+            <w:pPr>
+              <w:spacing w:after="40" w:before="40"/>
+            </w:pPr>
+            <w:r>
+              <w:rPr>
+                <w:rFonts w:ascii="Arial" w:hAnsi="Arial"/>
+                <w:sz w:val="17"/>
+              </w:rPr>
+              <w:t>Lead FAQ Master</w:t>
+            </w:r>
+          </w:p>
+        </w:tc>
+        <w:tc>
+          <w:tcPr>
+            <w:tcW w:type="dxa" w:w="3600"/>
+          </w:tcPr>
+          <w:p>
+            <w:pPr>
+              <w:spacing w:after="40" w:before="40"/>
+            </w:pPr>
+            <w:r>
+              <w:rPr>
+                <w:rFonts w:ascii="Arial" w:hAnsi="Arial"/>
+                <w:sz w:val="17"/>
+              </w:rPr>
+              <w:t>/lead/lead-faqs/</w:t>
+            </w:r>
+          </w:p>
+        </w:tc>
+        <w:tc>
+          <w:tcPr>
+            <w:tcW w:type="dxa" w:w="4320"/>
+          </w:tcPr>
+          <w:p>
+            <w:pPr>
+              <w:spacing w:after="40" w:before="40"/>
+            </w:pPr>
+            <w:r>
+              <w:rPr>
+                <w:rFonts w:ascii="Arial" w:hAnsi="Arial"/>
+                <w:sz w:val="17"/>
+              </w:rPr>
+              <w:t>Read Only</w:t>
+            </w:r>
+          </w:p>
+        </w:tc>
+      </w:tr>
+      <w:tr>
+        <w:tc>
+          <w:tcPr>
+            <w:tcW w:type="dxa" w:w="2880"/>
+          </w:tcPr>
+          <w:p>
+            <w:pPr>
+              <w:spacing w:after="40" w:before="40"/>
+            </w:pPr>
+            <w:r>
+              <w:rPr>
+                <w:rFonts w:ascii="Arial" w:hAnsi="Arial"/>
+                <w:sz w:val="17"/>
+              </w:rPr>
+              <w:t>User Management</w:t>
+            </w:r>
+          </w:p>
+        </w:tc>
+        <w:tc>
+          <w:tcPr>
+            <w:tcW w:type="dxa" w:w="3600"/>
+          </w:tcPr>
+          <w:p>
+            <w:pPr>
+              <w:spacing w:after="40" w:before="40"/>
+            </w:pPr>
+            <w:r>
+              <w:rPr>
+                <w:rFonts w:ascii="Arial" w:hAnsi="Arial"/>
+                <w:sz w:val="17"/>
+              </w:rPr>
+              <w:t>/auth/staff/</w:t>
+            </w:r>
+          </w:p>
+        </w:tc>
+        <w:tc>
+          <w:tcPr>
+            <w:tcW w:type="dxa" w:w="4320"/>
+          </w:tcPr>
+          <w:p>
+            <w:pPr>
+              <w:spacing w:after="40" w:before="40"/>
+            </w:pPr>
+            <w:r>
+              <w:rPr>
+                <w:rFonts w:ascii="Arial" w:hAnsi="Arial"/>
+                <w:sz w:val="17"/>
+              </w:rPr>
+              <w:t>No Access</w:t>
+            </w:r>
+          </w:p>
+        </w:tc>
+      </w:tr>
+    </w:tbl>
+    <w:p>
+      <w:pPr>
+        <w:spacing w:before="280" w:after="80"/>
+      </w:pPr>
+      <w:r>
+        <w:rPr>
+          <w:rFonts w:ascii="Arial" w:hAnsi="Arial"/>
+          <w:b/>
+          <w:color w:val="1E293B"/>
+          <w:sz w:val="26"/>
+        </w:rPr>
+        <w:t>10. Lead API Documentation</w:t>
+      </w:r>
+    </w:p>
+    <w:p>
+      <w:pPr>
+        <w:spacing w:after="80"/>
+      </w:pPr>
+      <w:r>
+        <w:rPr>
+          <w:rFonts w:ascii="Arial" w:hAnsi="Arial"/>
+          <w:b/>
+          <w:color w:val="1E293B"/>
+          <w:sz w:val="19"/>
+        </w:rPr>
+        <w:t>Endpoint:</w:t>
+      </w:r>
+      <w:r>
+        <w:rPr>
+          <w:rFonts w:ascii="Arial" w:hAnsi="Arial"/>
+          <w:color w:val="334155"/>
+          <w:sz w:val="19"/>
+        </w:rPr>
+        <w:t>https://chronolms.com/lead/lead/</w:t>
+      </w:r>
+    </w:p>
+    <w:p>
+      <w:pPr>
+        <w:spacing w:after="80"/>
+      </w:pPr>
+      <w:r>
+        <w:rPr>
+          <w:rFonts w:ascii="Arial" w:hAnsi="Arial"/>
+          <w:b/>
+          <w:color w:val="1E293B"/>
+          <w:sz w:val="19"/>
+        </w:rPr>
+        <w:t>Supported Methods:</w:t>
+      </w:r>
+      <w:r>
+        <w:rPr>
+          <w:rFonts w:ascii="Arial" w:hAnsi="Arial"/>
+          <w:color w:val="334155"/>
+          <w:sz w:val="19"/>
+        </w:rPr>
+        <w:t>GET, POST, PUT, PATCH, DELETE</w:t>
+      </w:r>
+    </w:p>
+    <w:p>
+      <w:pPr>
+        <w:spacing w:before="200" w:after="60"/>
+      </w:pPr>
+      <w:r>
+        <w:rPr>
+          <w:rFonts w:ascii="Arial" w:hAnsi="Arial"/>
+          <w:b/>
+          <w:color w:val="334155"/>
+          <w:sz w:val="22"/>
+        </w:rPr>
+        <w:t>10.1 Create Lead Request Payload &amp; Fields</w:t>
+      </w:r>
+    </w:p>
+    <w:tbl>
+      <w:tblPr>
+        <w:tblW w:type="auto" w:w="0"/>
+        <w:jc w:val="center"/>
+        <w:tblLook w:firstColumn="1" w:firstRow="1" w:lastColumn="0" w:lastRow="0" w:noHBand="0" w:noVBand="1" w:val="04A0"/>
+      </w:tblPr>
+      <w:tblGrid>
+        <w:gridCol w:w="3600"/>
+        <w:gridCol w:w="3600"/>
+        <w:gridCol w:w="3600"/>
+      </w:tblGrid>
+      <w:tr>
+        <w:tc>
+          <w:tcPr>
+            <w:tcW w:type="dxa" w:w="2592"/>
+            <w:shd w:fill="F1F5F9"/>
+          </w:tcPr>
+          <w:p>
+            <w:pPr>
+              <w:spacing w:after="40" w:before="40"/>
+            </w:pPr>
+            <w:r>
+              <w:rPr>
+                <w:rFonts w:ascii="Arial" w:hAnsi="Arial"/>
+                <w:b/>
+                <w:color w:val="0F172A"/>
+                <w:sz w:val="17"/>
+              </w:rPr>
+              <w:t>Field</w:t>
+            </w:r>
+          </w:p>
+        </w:tc>
+        <w:tc>
+          <w:tcPr>
+            <w:tcW w:type="dxa" w:w="1728"/>
+            <w:shd w:fill="F1F5F9"/>
+          </w:tcPr>
+          <w:p>
+            <w:pPr>
+              <w:spacing w:after="40" w:before="40"/>
+            </w:pPr>
+            <w:r>
+              <w:rPr>
+                <w:rFonts w:ascii="Arial" w:hAnsi="Arial"/>
+                <w:b/>
+                <w:color w:val="0F172A"/>
+                <w:sz w:val="17"/>
+              </w:rPr>
+              <w:t>Type</w:t>
+            </w:r>
+          </w:p>
+        </w:tc>
+        <w:tc>
+          <w:tcPr>
+            <w:tcW w:type="dxa" w:w="6480"/>
+            <w:shd w:fill="F1F5F9"/>
+          </w:tcPr>
+          <w:p>
+            <w:pPr>
+              <w:spacing w:after="40" w:before="40"/>
+            </w:pPr>
+            <w:r>
+              <w:rPr>
+                <w:rFonts w:ascii="Arial" w:hAnsi="Arial"/>
+                <w:b/>
+                <w:color w:val="0F172A"/>
+                <w:sz w:val="17"/>
+              </w:rPr>
+              <w:t>Description / Allowed Values</w:t>
+            </w:r>
+          </w:p>
+        </w:tc>
+      </w:tr>
+      <w:tr>
+        <w:tc>
+          <w:tcPr>
+            <w:tcW w:type="dxa" w:w="2592"/>
+          </w:tcPr>
+          <w:p>
+            <w:pPr>
+              <w:spacing w:after="40" w:before="40"/>
+            </w:pPr>
+            <w:r>
+              <w:rPr>
+                <w:rFonts w:ascii="Arial" w:hAnsi="Arial"/>
+                <w:sz w:val="17"/>
+              </w:rPr>
+              <w:t>customer</w:t>
+            </w:r>
+          </w:p>
+        </w:tc>
+        <w:tc>
+          <w:tcPr>
+            <w:tcW w:type="dxa" w:w="1728"/>
+          </w:tcPr>
+          <w:p>
+            <w:pPr>
+              <w:spacing w:after="40" w:before="40"/>
+            </w:pPr>
+            <w:r>
+              <w:rPr>
+                <w:rFonts w:ascii="Arial" w:hAnsi="Arial"/>
+                <w:sz w:val="17"/>
+              </w:rPr>
+              <w:t>Integer</w:t>
+            </w:r>
+          </w:p>
+        </w:tc>
+        <w:tc>
+          <w:tcPr>
+            <w:tcW w:type="dxa" w:w="6480"/>
+          </w:tcPr>
+          <w:p>
+            <w:pPr>
+              <w:spacing w:after="40" w:before="40"/>
+            </w:pPr>
+            <w:r>
+              <w:rPr>
+                <w:rFonts w:ascii="Arial" w:hAnsi="Arial"/>
+                <w:sz w:val="17"/>
+              </w:rPr>
+              <w:t>Required. Primary Key of Customer record</w:t>
+            </w:r>
+          </w:p>
+        </w:tc>
+      </w:tr>
+      <w:tr>
+        <w:tc>
+          <w:tcPr>
+            <w:tcW w:type="dxa" w:w="2592"/>
+          </w:tcPr>
+          <w:p>
+            <w:pPr>
+              <w:spacing w:after="40" w:before="40"/>
+            </w:pPr>
+            <w:r>
+              <w:rPr>
+                <w:rFonts w:ascii="Arial" w:hAnsi="Arial"/>
+                <w:sz w:val="17"/>
+              </w:rPr>
+              <w:t>requirements_details</w:t>
+            </w:r>
+          </w:p>
+        </w:tc>
+        <w:tc>
+          <w:tcPr>
+            <w:tcW w:type="dxa" w:w="1728"/>
+          </w:tcPr>
+          <w:p>
+            <w:pPr>
+              <w:spacing w:after="40" w:before="40"/>
+            </w:pPr>
+            <w:r>
+              <w:rPr>
+                <w:rFonts w:ascii="Arial" w:hAnsi="Arial"/>
+                <w:sz w:val="17"/>
+              </w:rPr>
+              <w:t>Text</w:t>
+            </w:r>
+          </w:p>
+        </w:tc>
+        <w:tc>
+          <w:tcPr>
+            <w:tcW w:type="dxa" w:w="6480"/>
+          </w:tcPr>
+          <w:p>
+            <w:pPr>
+              <w:spacing w:after="40" w:before="40"/>
+            </w:pPr>
+            <w:r>
+              <w:rPr>
+                <w:rFonts w:ascii="Arial" w:hAnsi="Arial"/>
+                <w:sz w:val="17"/>
+              </w:rPr>
+              <w:t>Requirements details (e.g. 4 level puzzle parking)</w:t>
+            </w:r>
+          </w:p>
+        </w:tc>
+      </w:tr>
+      <w:tr>
+        <w:tc>
+          <w:tcPr>
+            <w:tcW w:type="dxa" w:w="2592"/>
+          </w:tcPr>
+          <w:p>
+            <w:pPr>
+              <w:spacing w:after="40" w:before="40"/>
+            </w:pPr>
+            <w:r>
+              <w:rPr>
+                <w:rFonts w:ascii="Arial" w:hAnsi="Arial"/>
+                <w:sz w:val="17"/>
+              </w:rPr>
+              <w:t>lead_source</w:t>
+            </w:r>
+          </w:p>
+        </w:tc>
+        <w:tc>
+          <w:tcPr>
+            <w:tcW w:type="dxa" w:w="1728"/>
+          </w:tcPr>
+          <w:p>
+            <w:pPr>
+              <w:spacing w:after="40" w:before="40"/>
+            </w:pPr>
+            <w:r>
+              <w:rPr>
+                <w:rFonts w:ascii="Arial" w:hAnsi="Arial"/>
+                <w:sz w:val="17"/>
+              </w:rPr>
+              <w:t>String</w:t>
+            </w:r>
+          </w:p>
+        </w:tc>
+        <w:tc>
+          <w:tcPr>
+            <w:tcW w:type="dxa" w:w="6480"/>
+          </w:tcPr>
+          <w:p>
+            <w:pPr>
+              <w:spacing w:after="40" w:before="40"/>
+            </w:pPr>
+            <w:r>
+              <w:rPr>
+                <w:rFonts w:ascii="Arial" w:hAnsi="Arial"/>
+                <w:sz w:val="17"/>
+              </w:rPr>
+              <w:t>Required. Enum: google_ads, indiamart, bni, justdial, reference, architect/interior_designer, builder, existing_customer, ka_staff, other</w:t>
+            </w:r>
+          </w:p>
+        </w:tc>
+      </w:tr>
+      <w:tr>
+        <w:tc>
+          <w:tcPr>
+            <w:tcW w:type="dxa" w:w="2592"/>
+          </w:tcPr>
+          <w:p>
+            <w:pPr>
+              <w:spacing w:after="40" w:before="40"/>
+            </w:pPr>
+            <w:r>
+              <w:rPr>
+                <w:rFonts w:ascii="Arial" w:hAnsi="Arial"/>
+                <w:sz w:val="17"/>
+              </w:rPr>
+              <w:t>status</w:t>
+            </w:r>
+          </w:p>
+        </w:tc>
+        <w:tc>
+          <w:tcPr>
+            <w:tcW w:type="dxa" w:w="1728"/>
+          </w:tcPr>
+          <w:p>
+            <w:pPr>
+              <w:spacing w:after="40" w:before="40"/>
+            </w:pPr>
+            <w:r>
+              <w:rPr>
+                <w:rFonts w:ascii="Arial" w:hAnsi="Arial"/>
+                <w:sz w:val="17"/>
+              </w:rPr>
+              <w:t>String</w:t>
+            </w:r>
+          </w:p>
+        </w:tc>
+        <w:tc>
+          <w:tcPr>
+            <w:tcW w:type="dxa" w:w="6480"/>
+          </w:tcPr>
+          <w:p>
+            <w:pPr>
+              <w:spacing w:after="40" w:before="40"/>
+            </w:pPr>
+            <w:r>
+              <w:rPr>
+                <w:rFonts w:ascii="Arial" w:hAnsi="Arial"/>
+                <w:sz w:val="17"/>
+              </w:rPr>
+              <w:t>Enum: open, in_process, close_win, close_loss, closed (Default: open)</w:t>
+            </w:r>
+          </w:p>
+        </w:tc>
+      </w:tr>
+      <w:tr>
+        <w:tc>
+          <w:tcPr>
+            <w:tcW w:type="dxa" w:w="2592"/>
+          </w:tcPr>
+          <w:p>
+            <w:pPr>
+              <w:spacing w:after="40" w:before="40"/>
+            </w:pPr>
+            <w:r>
+              <w:rPr>
+                <w:rFonts w:ascii="Arial" w:hAnsi="Arial"/>
+                <w:sz w:val="17"/>
+              </w:rPr>
+              <w:t>lead_type</w:t>
+            </w:r>
+          </w:p>
+        </w:tc>
+        <w:tc>
+          <w:tcPr>
+            <w:tcW w:type="dxa" w:w="1728"/>
+          </w:tcPr>
+          <w:p>
+            <w:pPr>
+              <w:spacing w:after="40" w:before="40"/>
+            </w:pPr>
+            <w:r>
+              <w:rPr>
+                <w:rFonts w:ascii="Arial" w:hAnsi="Arial"/>
+                <w:sz w:val="17"/>
+              </w:rPr>
+              <w:t>String</w:t>
+            </w:r>
+          </w:p>
+        </w:tc>
+        <w:tc>
+          <w:tcPr>
+            <w:tcW w:type="dxa" w:w="6480"/>
+          </w:tcPr>
+          <w:p>
+            <w:pPr>
+              <w:spacing w:after="40" w:before="40"/>
+            </w:pPr>
+            <w:r>
+              <w:rPr>
+                <w:rFonts w:ascii="Arial" w:hAnsi="Arial"/>
+                <w:sz w:val="17"/>
+              </w:rPr>
+              <w:t>Type of lead (e.g. Commercial Parking)</w:t>
+            </w:r>
+          </w:p>
+        </w:tc>
+      </w:tr>
+      <w:tr>
+        <w:tc>
+          <w:tcPr>
+            <w:tcW w:type="dxa" w:w="2592"/>
+          </w:tcPr>
+          <w:p>
+            <w:pPr>
+              <w:spacing w:after="40" w:before="40"/>
+            </w:pPr>
+            <w:r>
+              <w:rPr>
+                <w:rFonts w:ascii="Arial" w:hAnsi="Arial"/>
+                <w:sz w:val="17"/>
+              </w:rPr>
+              <w:t>is_service_lead</w:t>
+            </w:r>
+          </w:p>
+        </w:tc>
+        <w:tc>
+          <w:tcPr>
+            <w:tcW w:type="dxa" w:w="1728"/>
+          </w:tcPr>
+          <w:p>
+            <w:pPr>
+              <w:spacing w:after="40" w:before="40"/>
+            </w:pPr>
+            <w:r>
+              <w:rPr>
+                <w:rFonts w:ascii="Arial" w:hAnsi="Arial"/>
+                <w:sz w:val="17"/>
+              </w:rPr>
+              <w:t>String</w:t>
+            </w:r>
+          </w:p>
+        </w:tc>
+        <w:tc>
+          <w:tcPr>
+            <w:tcW w:type="dxa" w:w="6480"/>
+          </w:tcPr>
+          <w:p>
+            <w:pPr>
+              <w:spacing w:after="40" w:before="40"/>
+            </w:pPr>
+            <w:r>
+              <w:rPr>
+                <w:rFonts w:ascii="Arial" w:hAnsi="Arial"/>
+                <w:sz w:val="17"/>
+              </w:rPr>
+              <w:t>Enum: sales, service, both</w:t>
+            </w:r>
+          </w:p>
+        </w:tc>
+      </w:tr>
+      <w:tr>
+        <w:tc>
+          <w:tcPr>
+            <w:tcW w:type="dxa" w:w="2592"/>
+          </w:tcPr>
+          <w:p>
+            <w:pPr>
+              <w:spacing w:after="40" w:before="40"/>
+            </w:pPr>
+            <w:r>
+              <w:rPr>
+                <w:rFonts w:ascii="Arial" w:hAnsi="Arial"/>
+                <w:sz w:val="17"/>
+              </w:rPr>
+              <w:t>project_name</w:t>
+            </w:r>
+          </w:p>
+        </w:tc>
+        <w:tc>
+          <w:tcPr>
+            <w:tcW w:type="dxa" w:w="1728"/>
+          </w:tcPr>
+          <w:p>
+            <w:pPr>
+              <w:spacing w:after="40" w:before="40"/>
+            </w:pPr>
+            <w:r>
+              <w:rPr>
+                <w:rFonts w:ascii="Arial" w:hAnsi="Arial"/>
+                <w:sz w:val="17"/>
+              </w:rPr>
+              <w:t>String</w:t>
+            </w:r>
+          </w:p>
+        </w:tc>
+        <w:tc>
+          <w:tcPr>
+            <w:tcW w:type="dxa" w:w="6480"/>
+          </w:tcPr>
+          <w:p>
+            <w:pPr>
+              <w:spacing w:after="40" w:before="40"/>
+            </w:pPr>
+            <w:r>
+              <w:rPr>
+                <w:rFonts w:ascii="Arial" w:hAnsi="Arial"/>
+                <w:sz w:val="17"/>
+              </w:rPr>
+              <w:t>Project / Site Title</w:t>
+            </w:r>
+          </w:p>
+        </w:tc>
+      </w:tr>
+      <w:tr>
+        <w:tc>
+          <w:tcPr>
+            <w:tcW w:type="dxa" w:w="2592"/>
+          </w:tcPr>
+          <w:p>
+            <w:pPr>
+              <w:spacing w:after="40" w:before="40"/>
+            </w:pPr>
+            <w:r>
+              <w:rPr>
+                <w:rFonts w:ascii="Arial" w:hAnsi="Arial"/>
+                <w:sz w:val="17"/>
+              </w:rPr>
+              <w:t>project_adderess</w:t>
+            </w:r>
+          </w:p>
+        </w:tc>
+        <w:tc>
+          <w:tcPr>
+            <w:tcW w:type="dxa" w:w="1728"/>
+          </w:tcPr>
+          <w:p>
+            <w:pPr>
+              <w:spacing w:after="40" w:before="40"/>
+            </w:pPr>
+            <w:r>
+              <w:rPr>
+                <w:rFonts w:ascii="Arial" w:hAnsi="Arial"/>
+                <w:sz w:val="17"/>
+              </w:rPr>
+              <w:t>String</w:t>
+            </w:r>
+          </w:p>
+        </w:tc>
+        <w:tc>
+          <w:tcPr>
+            <w:tcW w:type="dxa" w:w="6480"/>
+          </w:tcPr>
+          <w:p>
+            <w:pPr>
+              <w:spacing w:after="40" w:before="40"/>
+            </w:pPr>
+            <w:r>
+              <w:rPr>
+                <w:rFonts w:ascii="Arial" w:hAnsi="Arial"/>
+                <w:sz w:val="17"/>
+              </w:rPr>
+              <w:t>Project Site Address</w:t>
+            </w:r>
+          </w:p>
+        </w:tc>
+      </w:tr>
+      <w:tr>
+        <w:tc>
+          <w:tcPr>
+            <w:tcW w:type="dxa" w:w="2592"/>
+          </w:tcPr>
+          <w:p>
+            <w:pPr>
+              <w:spacing w:after="40" w:before="40"/>
+            </w:pPr>
+            <w:r>
+              <w:rPr>
+                <w:rFonts w:ascii="Arial" w:hAnsi="Arial"/>
+                <w:sz w:val="17"/>
+              </w:rPr>
+              <w:t>contact_person_name</w:t>
+            </w:r>
+          </w:p>
+        </w:tc>
+        <w:tc>
+          <w:tcPr>
+            <w:tcW w:type="dxa" w:w="1728"/>
+          </w:tcPr>
+          <w:p>
+            <w:pPr>
+              <w:spacing w:after="40" w:before="40"/>
+            </w:pPr>
+            <w:r>
+              <w:rPr>
+                <w:rFonts w:ascii="Arial" w:hAnsi="Arial"/>
+                <w:sz w:val="17"/>
+              </w:rPr>
+              <w:t>String</w:t>
+            </w:r>
+          </w:p>
+        </w:tc>
+        <w:tc>
+          <w:tcPr>
+            <w:tcW w:type="dxa" w:w="6480"/>
+          </w:tcPr>
+          <w:p>
+            <w:pPr>
+              <w:spacing w:after="40" w:before="40"/>
+            </w:pPr>
+            <w:r>
+              <w:rPr>
+                <w:rFonts w:ascii="Arial" w:hAnsi="Arial"/>
+                <w:sz w:val="17"/>
+              </w:rPr>
+              <w:t>Contact person name</w:t>
+            </w:r>
+          </w:p>
+        </w:tc>
+      </w:tr>
+      <w:tr>
+        <w:tc>
+          <w:tcPr>
+            <w:tcW w:type="dxa" w:w="2592"/>
+          </w:tcPr>
+          <w:p>
+            <w:pPr>
+              <w:spacing w:after="40" w:before="40"/>
+            </w:pPr>
+            <w:r>
+              <w:rPr>
+                <w:rFonts w:ascii="Arial" w:hAnsi="Arial"/>
+                <w:sz w:val="17"/>
+              </w:rPr>
+              <w:t>followup_date</w:t>
+            </w:r>
+          </w:p>
+        </w:tc>
+        <w:tc>
+          <w:tcPr>
+            <w:tcW w:type="dxa" w:w="1728"/>
+          </w:tcPr>
+          <w:p>
+            <w:pPr>
+              <w:spacing w:after="40" w:before="40"/>
+            </w:pPr>
+            <w:r>
+              <w:rPr>
+                <w:rFonts w:ascii="Arial" w:hAnsi="Arial"/>
+                <w:sz w:val="17"/>
+              </w:rPr>
+              <w:t>Date</w:t>
+            </w:r>
+          </w:p>
+        </w:tc>
+        <w:tc>
+          <w:tcPr>
+            <w:tcW w:type="dxa" w:w="6480"/>
+          </w:tcPr>
+          <w:p>
+            <w:pPr>
+              <w:spacing w:after="40" w:before="40"/>
+            </w:pPr>
+            <w:r>
+              <w:rPr>
+                <w:rFonts w:ascii="Arial" w:hAnsi="Arial"/>
+                <w:sz w:val="17"/>
+              </w:rPr>
+              <w:t>Next follow-up date (YYYY-MM-DD)</w:t>
+            </w:r>
+          </w:p>
+        </w:tc>
+      </w:tr>
+    </w:tbl>
+    <w:p>
+      <w:pPr>
+        <w:spacing w:before="80" w:after="160"/>
+        <w:ind w:left="216" w:right="216"/>
+      </w:pPr>
+      <w:r>
+        <w:rPr>
+          <w:rFonts w:ascii="Consolas" w:hAnsi="Consolas"/>
+          <w:color w:val="0F172A"/>
+          <w:sz w:val="17"/>
+        </w:rPr>
+        <w:t>POST https://chronolms.com/lead/lead/</w:t>
+        <w:br/>
         <w:t>{</w:t>
         <w:br/>
-        <w:t xml:space="preserve">  "refresh": "eyJhbGciOi...",</w:t>
+        <w:t xml:space="preserve">  "customer": 105,</w:t>
         <w:br/>
-        <w:t xml:space="preserve">  "access": "eyJhbGciOi..."</w:t>
+        <w:t xml:space="preserve">  "requirements_details": "Customer requires 6-level puzzle parking system.",</w:t>
+        <w:br/>
+        <w:t xml:space="preserve">  "lead_source": "google_ads",</w:t>
+        <w:br/>
+        <w:t xml:space="preserve">  "status": "open",</w:t>
+        <w:br/>
+        <w:t xml:space="preserve">  "project_name": "Apex Tower Project",</w:t>
+        <w:br/>
+        <w:t xml:space="preserve">  "contact_person_name": "Rajesh Malhotra",</w:t>
+        <w:br/>
+        <w:t xml:space="preserve">  "contact_person_number": "9876543210",</w:t>
+        <w:br/>
+        <w:t xml:space="preserve">  "followup_date": "2026-09-15"</w:t>
         <w:br/>
         <w:t>}</w:t>
       </w:r>
     </w:p>
     <w:p>
       <w:pPr>
-        <w:spacing w:after="80" w:line="276" w:lineRule="auto"/>
-      </w:pPr>
-      <w:r>
-        <w:rPr>
-          <w:rFonts w:ascii="Calibri" w:hAnsi="Calibri"/>
-          <w:b/>
-          <w:color w:val="2C3E50"/>
-          <w:sz w:val="21"/>
-        </w:rPr>
-        <w:t xml:space="preserve">Header for all n8n HTTP Nodes: </w:t>
-      </w:r>
-      <w:r>
-        <w:rPr>
-          <w:rFonts w:ascii="Calibri" w:hAnsi="Calibri"/>
-          <w:color w:val="2C3E50"/>
-          <w:sz w:val="21"/>
-        </w:rPr>
-        <w:t>Authorization: Bearer &lt;access_token&gt;</w:t>
-      </w:r>
-    </w:p>
-    <w:p>
-      <w:pPr>
-        <w:spacing w:before="200" w:after="80"/>
+        <w:spacing w:before="280" w:after="80"/>
       </w:pPr>
       <w:r>
         <w:rPr>
           <w:rFonts w:ascii="Arial" w:hAnsi="Arial"/>
           <w:b/>
-          <w:color w:val="2874A6"/>
-          <w:sz w:val="24"/>
+          <w:color w:val="1E293B"/>
+          <w:sz w:val="26"/>
         </w:rPr>
-        <w:t>1.2 Refresh &amp; Verify Access Tokens</w:t>
+        <w:t>11. Lead Status &amp; Source Enums</w:t>
       </w:r>
     </w:p>
     <w:p>
       <w:pPr>
-        <w:spacing w:after="80" w:line="276" w:lineRule="auto"/>
-      </w:pPr>
-      <w:r>
-        <w:rPr>
-          <w:rFonts w:ascii="Calibri" w:hAnsi="Calibri"/>
-          <w:b/>
-          <w:color w:val="2C3E50"/>
-          <w:sz w:val="21"/>
-        </w:rPr>
-        <w:t xml:space="preserve">Refresh Token: </w:t>
-      </w:r>
-      <w:r>
-        <w:rPr>
-          <w:rFonts w:ascii="Calibri" w:hAnsi="Calibri"/>
-          <w:color w:val="2C3E50"/>
-          <w:sz w:val="21"/>
-        </w:rPr>
-        <w:t>POST https://chronolms.com/token/refresh/  (Body: {"refresh": "&lt;refresh_token&gt;"})</w:t>
-      </w:r>
-    </w:p>
-    <w:p>
-      <w:pPr>
-        <w:spacing w:after="80" w:line="276" w:lineRule="auto"/>
-      </w:pPr>
-      <w:r>
-        <w:rPr>
-          <w:rFonts w:ascii="Calibri" w:hAnsi="Calibri"/>
-          <w:b/>
-          <w:color w:val="2C3E50"/>
-          <w:sz w:val="21"/>
-        </w:rPr>
-        <w:t xml:space="preserve">Verify Token: </w:t>
-      </w:r>
-      <w:r>
-        <w:rPr>
-          <w:rFonts w:ascii="Calibri" w:hAnsi="Calibri"/>
-          <w:color w:val="2C3E50"/>
-          <w:sz w:val="21"/>
-        </w:rPr>
-        <w:t>POST https://chronolms.com/token/verify/   (Body: {"token": "&lt;access_token&gt;"})</w:t>
-      </w:r>
-    </w:p>
-    <w:p>
-      <w:pPr>
-        <w:spacing w:before="280" w:after="120"/>
+        <w:spacing w:after="80"/>
       </w:pPr>
       <w:r>
         <w:rPr>
           <w:rFonts w:ascii="Arial" w:hAnsi="Arial"/>
           <w:b/>
-          <w:color w:val="0F4C81"/>
-          <w:sz w:val="30"/>
+          <w:color w:val="1E293B"/>
+          <w:sz w:val="19"/>
         </w:rPr>
-        <w:t>2. Customer API (/lead/customer/)</w:t>
+        <w:t>Status Enums:</w:t>
+      </w:r>
+      <w:r>
+        <w:rPr>
+          <w:rFonts w:ascii="Arial" w:hAnsi="Arial"/>
+          <w:color w:val="334155"/>
+          <w:sz w:val="19"/>
+        </w:rPr>
+        <w:t>open, in_process, close_win, close_loss, closed</w:t>
       </w:r>
     </w:p>
     <w:p>
       <w:pPr>
-        <w:spacing w:after="80" w:line="276" w:lineRule="auto"/>
-      </w:pPr>
-      <w:r>
-        <w:rPr>
-          <w:rFonts w:ascii="Calibri" w:hAnsi="Calibri"/>
-          <w:color w:val="2C3E50"/>
-          <w:sz w:val="21"/>
-        </w:rPr>
-        <w:t>n8n workflow me Lead submit karne se pehle Customer ID praapt karna ya naya Customer create karna required hota hai.</w:t>
-      </w:r>
-    </w:p>
-    <w:p>
-      <w:pPr>
-        <w:spacing w:before="200" w:after="80"/>
+        <w:spacing w:after="80"/>
       </w:pPr>
       <w:r>
         <w:rPr>
           <w:rFonts w:ascii="Arial" w:hAnsi="Arial"/>
           <w:b/>
-          <w:color w:val="2874A6"/>
-          <w:sz w:val="24"/>
+          <w:color w:val="1E293B"/>
+          <w:sz w:val="19"/>
         </w:rPr>
-        <w:t>2.1 Search Customer by Mobile Number</w:t>
-      </w:r>
-    </w:p>
-    <w:p>
-      <w:pPr>
-        <w:spacing w:after="80" w:line="276" w:lineRule="auto"/>
-      </w:pPr>
-      <w:r>
-        <w:rPr>
-          <w:rFonts w:ascii="Calibri" w:hAnsi="Calibri"/>
-          <w:b/>
-          <w:color w:val="2C3E50"/>
-          <w:sz w:val="21"/>
-        </w:rPr>
-        <w:t xml:space="preserve">Production Endpoint: </w:t>
+        <w:t>Source Enums:</w:t>
       </w:r>
       <w:r>
         <w:rPr>
-          <w:rFonts w:ascii="Calibri" w:hAnsi="Calibri"/>
-          <w:color w:val="2C3E50"/>
-          <w:sz w:val="21"/>
-        </w:rPr>
-        <w:t>GET https://chronolms.com/lead/customer/?search=9876543210</w:t>
-      </w:r>
-    </w:p>
-    <w:p>
-      <w:pPr>
-        <w:spacing w:after="80" w:line="276" w:lineRule="auto"/>
-      </w:pPr>
-      <w:r>
-        <w:rPr>
-          <w:rFonts w:ascii="Calibri" w:hAnsi="Calibri"/>
-          <w:b/>
-          <w:color w:val="2C3E50"/>
-          <w:sz w:val="21"/>
-        </w:rPr>
-        <w:t xml:space="preserve">Local Endpoint: </w:t>
-      </w:r>
-      <w:r>
-        <w:rPr>
-          <w:rFonts w:ascii="Calibri" w:hAnsi="Calibri"/>
-          <w:color w:val="2C3E50"/>
-          <w:sz w:val="21"/>
-        </w:rPr>
-        <w:t>GET http://127.0.0.1:8000/lead/customer/?search=9876543210</w:t>
-      </w:r>
-    </w:p>
-    <w:p>
-      <w:pPr>
-        <w:spacing w:after="80" w:line="276" w:lineRule="auto"/>
-      </w:pPr>
-      <w:r>
-        <w:rPr>
-          <w:rFonts w:ascii="Calibri" w:hAnsi="Calibri"/>
-          <w:color w:val="2C3E50"/>
-          <w:sz w:val="21"/>
-        </w:rPr>
-        <w:t>Headers: Authorization: Bearer &lt;access_token&gt;</w:t>
-      </w:r>
-    </w:p>
-    <w:p>
-      <w:pPr>
-        <w:spacing w:after="80" w:line="276" w:lineRule="auto"/>
-      </w:pPr>
-      <w:r>
-        <w:rPr>
-          <w:rFonts w:ascii="Calibri" w:hAnsi="Calibri"/>
-          <w:color w:val="2C3E50"/>
-          <w:sz w:val="21"/>
-        </w:rPr>
-        <w:t>Agar response array empty ([]) aaye toh naya Customer create karein.</w:t>
-      </w:r>
-    </w:p>
-    <w:p>
-      <w:pPr>
-        <w:spacing w:before="200" w:after="80"/>
-      </w:pPr>
-      <w:r>
-        <w:rPr>
           <w:rFonts w:ascii="Arial" w:hAnsi="Arial"/>
-          <w:b/>
-          <w:color w:val="2874A6"/>
-          <w:sz w:val="24"/>
-        </w:rPr>
-        <w:t>2.2 Create New Customer</w:t>
-      </w:r>
-    </w:p>
-    <w:p>
-      <w:pPr>
-        <w:spacing w:after="80" w:line="276" w:lineRule="auto"/>
-      </w:pPr>
-      <w:r>
-        <w:rPr>
-          <w:rFonts w:ascii="Calibri" w:hAnsi="Calibri"/>
-          <w:b/>
-          <w:color w:val="2C3E50"/>
-          <w:sz w:val="21"/>
-        </w:rPr>
-        <w:t xml:space="preserve">Production Endpoint: </w:t>
-      </w:r>
-      <w:r>
-        <w:rPr>
-          <w:rFonts w:ascii="Calibri" w:hAnsi="Calibri"/>
-          <w:color w:val="2C3E50"/>
-          <w:sz w:val="21"/>
-        </w:rPr>
-        <w:t>POST https://chronolms.com/lead/customer/</w:t>
-      </w:r>
-    </w:p>
-    <w:p>
-      <w:pPr>
-        <w:spacing w:after="80" w:line="276" w:lineRule="auto"/>
-      </w:pPr>
-      <w:r>
-        <w:rPr>
-          <w:rFonts w:ascii="Calibri" w:hAnsi="Calibri"/>
-          <w:b/>
-          <w:color w:val="2C3E50"/>
-          <w:sz w:val="21"/>
-        </w:rPr>
-        <w:t xml:space="preserve">Local Endpoint: </w:t>
-      </w:r>
-      <w:r>
-        <w:rPr>
-          <w:rFonts w:ascii="Calibri" w:hAnsi="Calibri"/>
-          <w:color w:val="2C3E50"/>
-          <w:sz w:val="21"/>
-        </w:rPr>
-        <w:t>POST http://127.0.0.1:8000/lead/customer/</w:t>
-      </w:r>
-    </w:p>
-    <w:p>
-      <w:pPr>
-        <w:spacing w:after="80" w:line="276" w:lineRule="auto"/>
-      </w:pPr>
-      <w:r>
-        <w:rPr>
-          <w:rFonts w:ascii="Calibri" w:hAnsi="Calibri"/>
-          <w:color w:val="2C3E50"/>
-          <w:sz w:val="21"/>
-        </w:rPr>
-        <w:t>Headers: Authorization: Bearer &lt;access_token&gt;, Content-Type: application/json</w:t>
-      </w:r>
-    </w:p>
-    <w:p>
-      <w:pPr>
-        <w:spacing w:after="80" w:line="276" w:lineRule="auto"/>
-      </w:pPr>
-      <w:r>
-        <w:rPr>
-          <w:rFonts w:ascii="Calibri" w:hAnsi="Calibri"/>
-          <w:color w:val="2C3E50"/>
-          <w:sz w:val="21"/>
-        </w:rPr>
-        <w:t>Request Body Payload Example:</w:t>
-      </w:r>
-    </w:p>
-    <w:p>
-      <w:pPr>
-        <w:spacing w:before="80" w:after="160"/>
-        <w:ind w:left="432"/>
-      </w:pPr>
-      <w:r>
-        <w:rPr>
-          <w:rFonts w:ascii="Consolas" w:hAnsi="Consolas"/>
-          <w:color w:val="212529"/>
+          <w:color w:val="334155"/>
           <w:sz w:val="19"/>
-        </w:rPr>
-        <w:t>{</w:t>
-        <w:br/>
-        <w:t xml:space="preserve">  "name": "Rahul Sharma",</w:t>
-        <w:br/>
-        <w:t xml:space="preserve">  "contact_number": "9876543210",</w:t>
-        <w:br/>
-        <w:t xml:space="preserve">  "secondary_contact_number": "9876500000",</w:t>
-        <w:br/>
-        <w:t xml:space="preserve">  "email": "rahul.sharma@example.com",</w:t>
-        <w:br/>
-        <w:t xml:space="preserve">  "secondary_email": "rahul.alt@example.com",</w:t>
-        <w:br/>
-        <w:t xml:space="preserve">  "poc_name": "Rahul Sharma",</w:t>
-        <w:br/>
-        <w:t xml:space="preserve">  "poc_contact_number": "9876543210",</w:t>
-        <w:br/>
-        <w:t xml:space="preserve">  "address": "Plot 45, Industrial Area",</w:t>
-        <w:br/>
-        <w:t xml:space="preserve">  "city": "Pune",</w:t>
-        <w:br/>
-        <w:t xml:space="preserve">  "state": "Maharashtra",</w:t>
-        <w:br/>
-        <w:t xml:space="preserve">  "pin_code": "411001",</w:t>
-        <w:br/>
-        <w:t xml:space="preserve">  "gst": "27AAAAA0000A1Z5",</w:t>
-        <w:br/>
-        <w:t xml:space="preserve">  "pan": "ABCDE1234F",</w:t>
-        <w:br/>
-        <w:t xml:space="preserve">  "remark": "Added automatically via n8n integration"</w:t>
-        <w:br/>
-        <w:t>}</w:t>
-      </w:r>
-    </w:p>
-    <w:p>
-      <w:pPr>
-        <w:spacing w:before="200" w:after="80"/>
-      </w:pPr>
-      <w:r>
-        <w:rPr>
-          <w:rFonts w:ascii="Arial" w:hAnsi="Arial"/>
-          <w:b/>
-          <w:color w:val="2874A6"/>
-          <w:sz w:val="24"/>
-        </w:rPr>
-        <w:t>2.3 Customer All Operations Summary</w:t>
-      </w:r>
-    </w:p>
-    <w:p>
-      <w:pPr>
-        <w:spacing w:after="80" w:line="276" w:lineRule="auto"/>
-      </w:pPr>
-      <w:r>
-        <w:rPr>
-          <w:rFonts w:ascii="Calibri" w:hAnsi="Calibri"/>
-          <w:b/>
-          <w:color w:val="2C3E50"/>
-          <w:sz w:val="21"/>
-        </w:rPr>
-        <w:t xml:space="preserve">List: </w:t>
-      </w:r>
-      <w:r>
-        <w:rPr>
-          <w:rFonts w:ascii="Calibri" w:hAnsi="Calibri"/>
-          <w:color w:val="2C3E50"/>
-          <w:sz w:val="21"/>
-        </w:rPr>
-        <w:t>GET https://chronolms.com/lead/customer/  (List all customers)</w:t>
-      </w:r>
-    </w:p>
-    <w:p>
-      <w:pPr>
-        <w:spacing w:after="80" w:line="276" w:lineRule="auto"/>
-      </w:pPr>
-      <w:r>
-        <w:rPr>
-          <w:rFonts w:ascii="Calibri" w:hAnsi="Calibri"/>
-          <w:b/>
-          <w:color w:val="2C3E50"/>
-          <w:sz w:val="21"/>
-        </w:rPr>
-        <w:t xml:space="preserve">Detail: </w:t>
-      </w:r>
-      <w:r>
-        <w:rPr>
-          <w:rFonts w:ascii="Calibri" w:hAnsi="Calibri"/>
-          <w:color w:val="2C3E50"/>
-          <w:sz w:val="21"/>
-        </w:rPr>
-        <w:t>GET https://chronolms.com/lead/customer/{id}/  (Get customer by ID)</w:t>
-      </w:r>
-    </w:p>
-    <w:p>
-      <w:pPr>
-        <w:spacing w:after="80" w:line="276" w:lineRule="auto"/>
-      </w:pPr>
-      <w:r>
-        <w:rPr>
-          <w:rFonts w:ascii="Calibri" w:hAnsi="Calibri"/>
-          <w:b/>
-          <w:color w:val="2C3E50"/>
-          <w:sz w:val="21"/>
-        </w:rPr>
-        <w:t xml:space="preserve">Update: </w:t>
-      </w:r>
-      <w:r>
-        <w:rPr>
-          <w:rFonts w:ascii="Calibri" w:hAnsi="Calibri"/>
-          <w:color w:val="2C3E50"/>
-          <w:sz w:val="21"/>
-        </w:rPr>
-        <w:t>PUT / PATCH https://chronolms.com/lead/customer/{id}/  (Update customer)</w:t>
-      </w:r>
-    </w:p>
-    <w:p>
-      <w:pPr>
-        <w:spacing w:after="80" w:line="276" w:lineRule="auto"/>
-      </w:pPr>
-      <w:r>
-        <w:rPr>
-          <w:rFonts w:ascii="Calibri" w:hAnsi="Calibri"/>
-          <w:b/>
-          <w:color w:val="2C3E50"/>
-          <w:sz w:val="21"/>
-        </w:rPr>
-        <w:t xml:space="preserve">Delete: </w:t>
-      </w:r>
-      <w:r>
-        <w:rPr>
-          <w:rFonts w:ascii="Calibri" w:hAnsi="Calibri"/>
-          <w:color w:val="2C3E50"/>
-          <w:sz w:val="21"/>
-        </w:rPr>
-        <w:t>DELETE https://chronolms.com/lead/customer/{id}/  (Delete customer)</w:t>
-      </w:r>
-    </w:p>
-    <w:p>
-      <w:pPr>
-        <w:spacing w:before="280" w:after="120"/>
-      </w:pPr>
-      <w:r>
-        <w:rPr>
-          <w:rFonts w:ascii="Arial" w:hAnsi="Arial"/>
-          <w:b/>
-          <w:color w:val="0F4C81"/>
-          <w:sz w:val="30"/>
-        </w:rPr>
-        <w:t>3. Lead API (/lead/lead/)</w:t>
-      </w:r>
-    </w:p>
-    <w:p>
-      <w:pPr>
-        <w:spacing w:before="200" w:after="80"/>
-      </w:pPr>
-      <w:r>
-        <w:rPr>
-          <w:rFonts w:ascii="Arial" w:hAnsi="Arial"/>
-          <w:b/>
-          <w:color w:val="2874A6"/>
-          <w:sz w:val="24"/>
-        </w:rPr>
-        <w:t>3.1 Create Lead</w:t>
-      </w:r>
-    </w:p>
-    <w:p>
-      <w:pPr>
-        <w:spacing w:after="80" w:line="276" w:lineRule="auto"/>
-      </w:pPr>
-      <w:r>
-        <w:rPr>
-          <w:rFonts w:ascii="Calibri" w:hAnsi="Calibri"/>
-          <w:b/>
-          <w:color w:val="2C3E50"/>
-          <w:sz w:val="21"/>
-        </w:rPr>
-        <w:t xml:space="preserve">Production Endpoint: </w:t>
-      </w:r>
-      <w:r>
-        <w:rPr>
-          <w:rFonts w:ascii="Calibri" w:hAnsi="Calibri"/>
-          <w:color w:val="2C3E50"/>
-          <w:sz w:val="21"/>
-        </w:rPr>
-        <w:t>POST https://chronolms.com/lead/lead/</w:t>
-      </w:r>
-    </w:p>
-    <w:p>
-      <w:pPr>
-        <w:spacing w:after="80" w:line="276" w:lineRule="auto"/>
-      </w:pPr>
-      <w:r>
-        <w:rPr>
-          <w:rFonts w:ascii="Calibri" w:hAnsi="Calibri"/>
-          <w:b/>
-          <w:color w:val="2C3E50"/>
-          <w:sz w:val="21"/>
-        </w:rPr>
-        <w:t xml:space="preserve">Local Endpoint: </w:t>
-      </w:r>
-      <w:r>
-        <w:rPr>
-          <w:rFonts w:ascii="Calibri" w:hAnsi="Calibri"/>
-          <w:color w:val="2C3E50"/>
-          <w:sz w:val="21"/>
-        </w:rPr>
-        <w:t>POST http://127.0.0.1:8000/lead/lead/</w:t>
-      </w:r>
-    </w:p>
-    <w:p>
-      <w:pPr>
-        <w:spacing w:after="80" w:line="276" w:lineRule="auto"/>
-      </w:pPr>
-      <w:r>
-        <w:rPr>
-          <w:rFonts w:ascii="Calibri" w:hAnsi="Calibri"/>
-          <w:color w:val="2C3E50"/>
-          <w:sz w:val="21"/>
-        </w:rPr>
-        <w:t>Headers: Authorization: Bearer &lt;access_token&gt;, Content-Type: application/json</w:t>
-      </w:r>
-    </w:p>
-    <w:p>
-      <w:pPr>
-        <w:spacing w:after="80" w:line="276" w:lineRule="auto"/>
-      </w:pPr>
-      <w:r>
-        <w:rPr>
-          <w:rFonts w:ascii="Calibri" w:hAnsi="Calibri"/>
-          <w:color w:val="2C3E50"/>
-          <w:sz w:val="21"/>
-        </w:rPr>
-        <w:t>Request Body Payload Example:</w:t>
-      </w:r>
-    </w:p>
-    <w:p>
-      <w:pPr>
-        <w:spacing w:before="80" w:after="160"/>
-        <w:ind w:left="432"/>
-      </w:pPr>
-      <w:r>
-        <w:rPr>
-          <w:rFonts w:ascii="Consolas" w:hAnsi="Consolas"/>
-          <w:color w:val="212529"/>
-          <w:sz w:val="19"/>
-        </w:rPr>
-        <w:t>{</w:t>
-        <w:br/>
-        <w:t xml:space="preserve">  "customer": 101,</w:t>
-        <w:br/>
-        <w:t xml:space="preserve">  "contact_person_name": "Rahul Sharma",</w:t>
-        <w:br/>
-        <w:t xml:space="preserve">  "contact_person_number": "9876543210",</w:t>
-        <w:br/>
-        <w:t xml:space="preserve">  "requirements_details": "Customer requires NNIT project solution.",</w:t>
-        <w:br/>
-        <w:t xml:space="preserve">  "lead_source": "google_ads",</w:t>
-        <w:br/>
-        <w:t xml:space="preserve">  "status": "open",</w:t>
-        <w:br/>
-        <w:t xml:space="preserve">  "lead_type": "sales",</w:t>
-        <w:br/>
-        <w:t xml:space="preserve">  "is_service_lead": "sales",</w:t>
-        <w:br/>
-        <w:t xml:space="preserve">  "project_name": "Baner Commercial Project",</w:t>
-        <w:br/>
-        <w:t xml:space="preserve">  "project_adderess": "Baner, Pune",</w:t>
-        <w:br/>
-        <w:t xml:space="preserve">  "enquiry_date": "2026-09-12",</w:t>
-        <w:br/>
-        <w:t xml:space="preserve">  "followup_date": "2026-09-15",</w:t>
-        <w:br/>
-        <w:t xml:space="preserve">  "remarks": "Inquiry received from Website Lead Form"</w:t>
-        <w:br/>
-        <w:t>}</w:t>
-      </w:r>
-    </w:p>
-    <w:p>
-      <w:pPr>
-        <w:spacing w:before="200" w:after="80"/>
-      </w:pPr>
-      <w:r>
-        <w:rPr>
-          <w:rFonts w:ascii="Arial" w:hAnsi="Arial"/>
-          <w:b/>
-          <w:color w:val="2874A6"/>
-          <w:sz w:val="24"/>
-        </w:rPr>
-        <w:t>3.2 Lead Allowed Enum Values</w:t>
-      </w:r>
-    </w:p>
-    <w:p>
-      <w:pPr>
-        <w:spacing w:after="80" w:line="276" w:lineRule="auto"/>
-      </w:pPr>
-      <w:r>
-        <w:rPr>
-          <w:rFonts w:ascii="Calibri" w:hAnsi="Calibri"/>
-          <w:b/>
-          <w:color w:val="2C3E50"/>
-          <w:sz w:val="21"/>
-        </w:rPr>
-        <w:t xml:space="preserve">lead_source choices: </w:t>
-      </w:r>
-      <w:r>
-        <w:rPr>
-          <w:rFonts w:ascii="Calibri" w:hAnsi="Calibri"/>
-          <w:color w:val="2C3E50"/>
-          <w:sz w:val="21"/>
         </w:rPr>
         <w:t>google_ads, indiamart, bni, justdial, reference, architect/interior_designer, builder, existing_customer, ka_staff, other</w:t>
       </w:r>
     </w:p>
     <w:p>
       <w:pPr>
-        <w:spacing w:after="80" w:line="276" w:lineRule="auto"/>
-      </w:pPr>
-      <w:r>
-        <w:rPr>
-          <w:rFonts w:ascii="Calibri" w:hAnsi="Calibri"/>
-          <w:b/>
-          <w:color w:val="2C3E50"/>
-          <w:sz w:val="21"/>
-        </w:rPr>
-        <w:t xml:space="preserve">status choices: </w:t>
-      </w:r>
-      <w:r>
-        <w:rPr>
-          <w:rFonts w:ascii="Calibri" w:hAnsi="Calibri"/>
-          <w:color w:val="2C3E50"/>
-          <w:sz w:val="21"/>
-        </w:rPr>
-        <w:t>open, in_process, close_win, close_loss, closed</w:t>
-      </w:r>
-    </w:p>
-    <w:p>
-      <w:pPr>
-        <w:spacing w:after="80" w:line="276" w:lineRule="auto"/>
-      </w:pPr>
-      <w:r>
-        <w:rPr>
-          <w:rFonts w:ascii="Calibri" w:hAnsi="Calibri"/>
-          <w:b/>
-          <w:color w:val="2C3E50"/>
-          <w:sz w:val="21"/>
-        </w:rPr>
-        <w:t xml:space="preserve">is_service_lead choices: </w:t>
-      </w:r>
-      <w:r>
-        <w:rPr>
-          <w:rFonts w:ascii="Calibri" w:hAnsi="Calibri"/>
-          <w:color w:val="2C3E50"/>
-          <w:sz w:val="21"/>
-        </w:rPr>
-        <w:t>sales, service, both</w:t>
-      </w:r>
-    </w:p>
-    <w:p>
-      <w:pPr>
-        <w:spacing w:before="200" w:after="80"/>
+        <w:spacing w:before="280" w:after="80"/>
       </w:pPr>
       <w:r>
         <w:rPr>
           <w:rFonts w:ascii="Arial" w:hAnsi="Arial"/>
           <w:b/>
-          <w:color w:val="2874A6"/>
-          <w:sz w:val="24"/>
+          <w:color w:val="1E293B"/>
+          <w:sz w:val="26"/>
         </w:rPr>
-        <w:t>3.3 Lead Search, Filter &amp; Bulk Actions</w:t>
+        <w:t>12. Search, Filter &amp; Sort Leads</w:t>
       </w:r>
     </w:p>
     <w:p>
       <w:pPr>
-        <w:spacing w:after="80" w:line="276" w:lineRule="auto"/>
+        <w:spacing w:before="80" w:after="160"/>
+        <w:ind w:left="216" w:right="216"/>
       </w:pPr>
       <w:r>
         <w:rPr>
-          <w:rFonts w:ascii="Calibri" w:hAnsi="Calibri"/>
-          <w:b/>
-          <w:color w:val="2C3E50"/>
-          <w:sz w:val="21"/>
+          <w:rFonts w:ascii="Consolas" w:hAnsi="Consolas"/>
+          <w:color w:val="0F172A"/>
+          <w:sz w:val="17"/>
         </w:rPr>
-        <w:t xml:space="preserve">Search by Phone/Name: </w:t>
-      </w:r>
-      <w:r>
-        <w:rPr>
-          <w:rFonts w:ascii="Calibri" w:hAnsi="Calibri"/>
-          <w:color w:val="2C3E50"/>
-          <w:sz w:val="21"/>
-        </w:rPr>
-        <w:t>GET https://chronolms.com/lead/lead/?search=9876543210</w:t>
+        <w:t>GET /lead/lead/?search=9876543210</w:t>
+        <w:br/>
+        <w:t>GET /lead/lead/?status=open</w:t>
+        <w:br/>
+        <w:t>GET /lead/lead/?assign_to=5</w:t>
+        <w:br/>
+        <w:t>GET /lead/lead/?followup_today=true</w:t>
+        <w:br/>
+        <w:t>GET /lead/lead/?overdue=true</w:t>
+        <w:br/>
+        <w:t>GET /lead/lead/?ordering=-date</w:t>
       </w:r>
     </w:p>
     <w:p>
       <w:pPr>
-        <w:spacing w:after="80" w:line="276" w:lineRule="auto"/>
+        <w:spacing w:before="280" w:after="80"/>
       </w:pPr>
       <w:r>
         <w:rPr>
-          <w:rFonts w:ascii="Calibri" w:hAnsi="Calibri"/>
+          <w:rFonts w:ascii="Arial" w:hAnsi="Arial"/>
           <w:b/>
-          <w:color w:val="2C3E50"/>
-          <w:sz w:val="21"/>
+          <w:color w:val="1E293B"/>
+          <w:sz w:val="26"/>
         </w:rPr>
-        <w:t xml:space="preserve">Filter Open Leads: </w:t>
-      </w:r>
-      <w:r>
-        <w:rPr>
-          <w:rFonts w:ascii="Calibri" w:hAnsi="Calibri"/>
-          <w:color w:val="2C3E50"/>
-          <w:sz w:val="21"/>
-        </w:rPr>
-        <w:t>GET https://chronolms.com/lead/lead/?status=open</w:t>
+        <w:t>13. Latest Lead by Mobile</w:t>
       </w:r>
     </w:p>
     <w:p>
       <w:pPr>
-        <w:spacing w:after="80" w:line="276" w:lineRule="auto"/>
+        <w:spacing w:before="80" w:after="160"/>
+        <w:ind w:left="216" w:right="216"/>
       </w:pPr>
       <w:r>
         <w:rPr>
-          <w:rFonts w:ascii="Calibri" w:hAnsi="Calibri"/>
-          <w:b/>
-          <w:color w:val="2C3E50"/>
-          <w:sz w:val="21"/>
-        </w:rPr>
-        <w:t xml:space="preserve">Filter by Followup Date: </w:t>
-      </w:r>
-      <w:r>
-        <w:rPr>
-          <w:rFonts w:ascii="Calibri" w:hAnsi="Calibri"/>
-          <w:color w:val="2C3E50"/>
-          <w:sz w:val="21"/>
-        </w:rPr>
-        <w:t>GET https://chronolms.com/lead/lead/?followup_date=2026-09-15</w:t>
-      </w:r>
-    </w:p>
-    <w:p>
-      <w:pPr>
-        <w:spacing w:after="80" w:line="276" w:lineRule="auto"/>
-      </w:pPr>
-      <w:r>
-        <w:rPr>
-          <w:rFonts w:ascii="Calibri" w:hAnsi="Calibri"/>
-          <w:b/>
-          <w:color w:val="2C3E50"/>
-          <w:sz w:val="21"/>
-        </w:rPr>
-        <w:t xml:space="preserve">Get Latest Lead by Mobile: </w:t>
-      </w:r>
-      <w:r>
-        <w:rPr>
-          <w:rFonts w:ascii="Calibri" w:hAnsi="Calibri"/>
-          <w:color w:val="2C3E50"/>
-          <w:sz w:val="21"/>
+          <w:rFonts w:ascii="Consolas" w:hAnsi="Consolas"/>
+          <w:color w:val="0F172A"/>
+          <w:sz w:val="17"/>
         </w:rPr>
         <w:t>GET https://chronolms.com/lead/lead/latest-lead-by-mobile/?mobile=9876543210</w:t>
       </w:r>
     </w:p>
     <w:p>
       <w:pPr>
-        <w:spacing w:after="80" w:line="276" w:lineRule="auto"/>
-      </w:pPr>
-      <w:r>
-        <w:rPr>
-          <w:rFonts w:ascii="Calibri" w:hAnsi="Calibri"/>
-          <w:b/>
-          <w:color w:val="2C3E50"/>
-          <w:sz w:val="21"/>
-        </w:rPr>
-        <w:t xml:space="preserve">Bulk Import Leads: </w:t>
-      </w:r>
-      <w:r>
-        <w:rPr>
-          <w:rFonts w:ascii="Calibri" w:hAnsi="Calibri"/>
-          <w:color w:val="2C3E50"/>
-          <w:sz w:val="21"/>
-        </w:rPr>
-        <w:t>POST https://chronolms.com/lead/lead/import-bulk/</w:t>
-      </w:r>
-    </w:p>
-    <w:p>
-      <w:pPr>
-        <w:spacing w:before="280" w:after="120"/>
+        <w:spacing w:before="280" w:after="80"/>
       </w:pPr>
       <w:r>
         <w:rPr>
           <w:rFonts w:ascii="Arial" w:hAnsi="Arial"/>
           <w:b/>
-          <w:color w:val="0F4C81"/>
-          <w:sz w:val="30"/>
+          <w:color w:val="1E293B"/>
+          <w:sz w:val="26"/>
         </w:rPr>
-        <w:t>4. Lead Follow-up API (/lead/lead-followups/)</w:t>
+        <w:t>14. Convert Lead to Customer</w:t>
       </w:r>
     </w:p>
     <w:p>
       <w:pPr>
-        <w:spacing w:before="200" w:after="80"/>
+        <w:spacing w:before="80" w:after="160"/>
+        <w:ind w:left="216" w:right="216"/>
+      </w:pPr>
+      <w:r>
+        <w:rPr>
+          <w:rFonts w:ascii="Consolas" w:hAnsi="Consolas"/>
+          <w:color w:val="0F172A"/>
+          <w:sz w:val="17"/>
+        </w:rPr>
+        <w:t>POST https://chronolms.com/lead/lead/{id}/convert-to-customer/</w:t>
+      </w:r>
+    </w:p>
+    <w:p>
+      <w:pPr>
+        <w:spacing w:before="280" w:after="80"/>
       </w:pPr>
       <w:r>
         <w:rPr>
           <w:rFonts w:ascii="Arial" w:hAnsi="Arial"/>
           <w:b/>
-          <w:color w:val="2874A6"/>
-          <w:sz w:val="24"/>
+          <w:color w:val="1E293B"/>
+          <w:sz w:val="26"/>
         </w:rPr>
-        <w:t>4.1 Create Lead Follow-up</w:t>
+        <w:t>15. Customer API Documentation</w:t>
       </w:r>
     </w:p>
     <w:p>
       <w:pPr>
-        <w:spacing w:after="80" w:line="276" w:lineRule="auto"/>
+        <w:spacing w:after="80"/>
       </w:pPr>
       <w:r>
         <w:rPr>
-          <w:rFonts w:ascii="Calibri" w:hAnsi="Calibri"/>
+          <w:rFonts w:ascii="Arial" w:hAnsi="Arial"/>
           <w:b/>
-          <w:color w:val="2C3E50"/>
-          <w:sz w:val="21"/>
+          <w:color w:val="1E293B"/>
+          <w:sz w:val="19"/>
         </w:rPr>
-        <w:t xml:space="preserve">Production Endpoint: </w:t>
+        <w:t>Endpoint:</w:t>
       </w:r>
       <w:r>
         <w:rPr>
-          <w:rFonts w:ascii="Calibri" w:hAnsi="Calibri"/>
-          <w:color w:val="2C3E50"/>
-          <w:sz w:val="21"/>
+          <w:rFonts w:ascii="Arial" w:hAnsi="Arial"/>
+          <w:color w:val="334155"/>
+          <w:sz w:val="19"/>
         </w:rPr>
-        <w:t>POST https://chronolms.com/lead/lead-followups/</w:t>
-      </w:r>
-    </w:p>
-    <w:p>
-      <w:pPr>
-        <w:spacing w:after="80" w:line="276" w:lineRule="auto"/>
-      </w:pPr>
-      <w:r>
-        <w:rPr>
-          <w:rFonts w:ascii="Calibri" w:hAnsi="Calibri"/>
-          <w:b/>
-          <w:color w:val="2C3E50"/>
-          <w:sz w:val="21"/>
-        </w:rPr>
-        <w:t xml:space="preserve">Local Endpoint: </w:t>
-      </w:r>
-      <w:r>
-        <w:rPr>
-          <w:rFonts w:ascii="Calibri" w:hAnsi="Calibri"/>
-          <w:color w:val="2C3E50"/>
-          <w:sz w:val="21"/>
-        </w:rPr>
-        <w:t>POST http://127.0.0.1:8000/lead/lead-followups/</w:t>
-      </w:r>
-    </w:p>
-    <w:p>
-      <w:pPr>
-        <w:spacing w:after="80" w:line="276" w:lineRule="auto"/>
-      </w:pPr>
-      <w:r>
-        <w:rPr>
-          <w:rFonts w:ascii="Calibri" w:hAnsi="Calibri"/>
-          <w:color w:val="2C3E50"/>
-          <w:sz w:val="21"/>
-        </w:rPr>
-        <w:t>Headers: Authorization: Bearer &lt;access_token&gt;, Content-Type: application/json</w:t>
-      </w:r>
-    </w:p>
-    <w:p>
-      <w:pPr>
-        <w:spacing w:after="80" w:line="276" w:lineRule="auto"/>
-      </w:pPr>
-      <w:r>
-        <w:rPr>
-          <w:rFonts w:ascii="Calibri" w:hAnsi="Calibri"/>
-          <w:color w:val="2C3E50"/>
-          <w:sz w:val="21"/>
-        </w:rPr>
-        <w:t>Request Body Payload Example:</w:t>
+        <w:t>https://chronolms.com/lead/customer/</w:t>
       </w:r>
     </w:p>
     <w:p>
       <w:pPr>
         <w:spacing w:before="80" w:after="160"/>
-        <w:ind w:left="432"/>
+        <w:ind w:left="216" w:right="216"/>
       </w:pPr>
       <w:r>
         <w:rPr>
           <w:rFonts w:ascii="Consolas" w:hAnsi="Consolas"/>
-          <w:color w:val="212529"/>
+          <w:color w:val="0F172A"/>
+          <w:sz w:val="17"/>
+        </w:rPr>
+        <w:t>GET /lead/customer/                     (List converted customers)</w:t>
+        <w:br/>
+        <w:t>GET /lead/customer/lookup/?search=9876543210  (Search ALL customers including lead-only)</w:t>
+        <w:br/>
+        <w:t>GET /lead/customer/{id}/leads/          (Fetch leads for customer)</w:t>
+        <w:br/>
+        <w:t>GET /lead/customer/{id}/followup-history/ (Fetch customer followup history)</w:t>
+      </w:r>
+    </w:p>
+    <w:p>
+      <w:pPr>
+        <w:spacing w:before="280" w:after="80"/>
+      </w:pPr>
+      <w:r>
+        <w:rPr>
+          <w:rFonts w:ascii="Arial" w:hAnsi="Arial"/>
+          <w:b/>
+          <w:color w:val="1E293B"/>
+          <w:sz w:val="26"/>
+        </w:rPr>
+        <w:t>16. Recommended Customer/Lead Creation Flow for n8n</w:t>
+      </w:r>
+    </w:p>
+    <w:p>
+      <w:pPr>
+        <w:spacing w:before="80" w:after="160"/>
+        <w:ind w:left="216" w:right="216"/>
+      </w:pPr>
+      <w:r>
+        <w:rPr>
+          <w:rFonts w:ascii="Consolas" w:hAnsi="Consolas"/>
+          <w:color w:val="0F172A"/>
+          <w:sz w:val="17"/>
+        </w:rPr>
+        <w:t>Step 1: Search Customer by Phone (GET /lead/customer/lookup/?search=&lt;phone&gt;)</w:t>
+        <w:br/>
+        <w:t>Step 2: If Exists -&gt; Use Customer ID | If Not Found -&gt; Create Customer (POST /lead/customer/)</w:t>
+        <w:br/>
+        <w:t>Step 3: Create Lead Record linked to Customer ID (POST /lead/lead/)</w:t>
+      </w:r>
+    </w:p>
+    <w:p>
+      <w:pPr>
+        <w:spacing w:before="280" w:after="80"/>
+      </w:pPr>
+      <w:r>
+        <w:rPr>
+          <w:rFonts w:ascii="Arial" w:hAnsi="Arial"/>
+          <w:b/>
+          <w:color w:val="1E293B"/>
+          <w:sz w:val="26"/>
+        </w:rPr>
+        <w:t>17. Lead Follow-up API Documentation</w:t>
+      </w:r>
+    </w:p>
+    <w:p>
+      <w:pPr>
+        <w:spacing w:after="80"/>
+      </w:pPr>
+      <w:r>
+        <w:rPr>
+          <w:rFonts w:ascii="Arial" w:hAnsi="Arial"/>
+          <w:b/>
+          <w:color w:val="1E293B"/>
           <w:sz w:val="19"/>
         </w:rPr>
+        <w:t>Endpoint:</w:t>
+      </w:r>
+      <w:r>
+        <w:rPr>
+          <w:rFonts w:ascii="Arial" w:hAnsi="Arial"/>
+          <w:color w:val="334155"/>
+          <w:sz w:val="19"/>
+        </w:rPr>
+        <w:t>https://chronolms.com/lead/lead-followups/</w:t>
+      </w:r>
+    </w:p>
+    <w:p>
+      <w:pPr>
+        <w:spacing w:before="80" w:after="160"/>
+        <w:ind w:left="216" w:right="216"/>
+      </w:pPr>
+      <w:r>
+        <w:rPr>
+          <w:rFonts w:ascii="Consolas" w:hAnsi="Consolas"/>
+          <w:color w:val="0F172A"/>
+          <w:sz w:val="17"/>
+        </w:rPr>
+        <w:t>GET /lead/lead-followups/?lead=105       (Filter followups by Lead ID)</w:t>
+        <w:br/>
+        <w:t>GET /lead/lead-followups/timeline/{lead_id}/ (Timeline for lead)</w:t>
+        <w:br/>
+        <w:br/>
+        <w:t>POST /lead/lead-followups/</w:t>
+        <w:br/>
         <w:t>{</w:t>
         <w:br/>
-        <w:t xml:space="preserve">  "lead": 25,</w:t>
+        <w:t xml:space="preserve">  "lead": 105,</w:t>
         <w:br/>
         <w:t xml:space="preserve">  "followup_date": "2026-09-12",</w:t>
-        <w:br/>
-        <w:t xml:space="preserve">  "next_followup_date": "2026-09-18",</w:t>
         <w:br/>
         <w:t xml:space="preserve">  "interaction_type": "call",</w:t>
         <w:br/>
@@ -1170,305 +1815,299 @@
         <w:br/>
         <w:t xml:space="preserve">  "status": "in_process",</w:t>
         <w:br/>
-        <w:t xml:space="preserve">  "conducted_by": "N8N Automation",</w:t>
+        <w:t xml:space="preserve">  "remarks": "Discussed parking layout options.",</w:t>
         <w:br/>
-        <w:t xml:space="preserve">  "contacted_person": "Rahul Sharma",</w:t>
-        <w:br/>
-        <w:t xml:space="preserve">  "remarks": "Discussed NNIT project requirement and pricing",</w:t>
-        <w:br/>
-        <w:t xml:space="preserve">  "discussion_notes": "Sent proposal over email",</w:t>
-        <w:br/>
-        <w:t xml:space="preserve">  "client_commitment": "Will review and reply by Monday",</w:t>
-        <w:br/>
-        <w:t xml:space="preserve">  "our_commitment": "Follow up on Monday 11 AM"</w:t>
+        <w:t xml:space="preserve">  "client_commitment": "Will share site layout CAD."</w:t>
         <w:br/>
         <w:t>}</w:t>
       </w:r>
     </w:p>
     <w:p>
       <w:pPr>
-        <w:spacing w:before="200" w:after="80"/>
+        <w:spacing w:before="280" w:after="80"/>
       </w:pPr>
       <w:r>
         <w:rPr>
           <w:rFonts w:ascii="Arial" w:hAnsi="Arial"/>
           <w:b/>
-          <w:color w:val="2874A6"/>
-          <w:sz w:val="24"/>
+          <w:color w:val="1E293B"/>
+          <w:sz w:val="26"/>
         </w:rPr>
-        <w:t>4.2 Follow-up Allowed Enum Values</w:t>
+        <w:t>18. Final Handover Information</w:t>
       </w:r>
     </w:p>
-    <w:p>
-      <w:pPr>
-        <w:spacing w:after="80" w:line="276" w:lineRule="auto"/>
-      </w:pPr>
-      <w:r>
-        <w:rPr>
-          <w:rFonts w:ascii="Calibri" w:hAnsi="Calibri"/>
-          <w:b/>
-          <w:color w:val="2C3E50"/>
-          <w:sz w:val="21"/>
-        </w:rPr>
-        <w:t xml:space="preserve">interaction_type choices: </w:t>
-      </w:r>
-      <w:r>
-        <w:rPr>
-          <w:rFonts w:ascii="Calibri" w:hAnsi="Calibri"/>
-          <w:color w:val="2C3E50"/>
-          <w:sz w:val="21"/>
-        </w:rPr>
-        <w:t>call, whatsapp, email, video_call, in_person, demo, site_visit</w:t>
-      </w:r>
-    </w:p>
-    <w:p>
-      <w:pPr>
-        <w:spacing w:after="80" w:line="276" w:lineRule="auto"/>
-      </w:pPr>
-      <w:r>
-        <w:rPr>
-          <w:rFonts w:ascii="Calibri" w:hAnsi="Calibri"/>
-          <w:b/>
-          <w:color w:val="2C3E50"/>
-          <w:sz w:val="21"/>
-        </w:rPr>
-        <w:t xml:space="preserve">client_response choices: </w:t>
-      </w:r>
-      <w:r>
-        <w:rPr>
-          <w:rFonts w:ascii="Calibri" w:hAnsi="Calibri"/>
-          <w:color w:val="2C3E50"/>
-          <w:sz w:val="21"/>
-        </w:rPr>
-        <w:t>very_positive, positive, neutral, negative, no_response, call_back_later</w:t>
-      </w:r>
-    </w:p>
-    <w:p>
-      <w:pPr>
-        <w:spacing w:after="80" w:line="276" w:lineRule="auto"/>
-      </w:pPr>
-      <w:r>
-        <w:rPr>
-          <w:rFonts w:ascii="Calibri" w:hAnsi="Calibri"/>
-          <w:b/>
-          <w:color w:val="2C3E50"/>
-          <w:sz w:val="21"/>
-        </w:rPr>
-        <w:t xml:space="preserve">followup_status choices: </w:t>
-      </w:r>
-      <w:r>
-        <w:rPr>
-          <w:rFonts w:ascii="Calibri" w:hAnsi="Calibri"/>
-          <w:color w:val="2C3E50"/>
-          <w:sz w:val="21"/>
-        </w:rPr>
-        <w:t>completed, pending, scheduled</w:t>
-      </w:r>
-    </w:p>
-    <w:p>
-      <w:pPr>
-        <w:spacing w:before="200" w:after="80"/>
-      </w:pPr>
-      <w:r>
-        <w:rPr>
-          <w:rFonts w:ascii="Arial" w:hAnsi="Arial"/>
-          <w:b/>
-          <w:color w:val="2874A6"/>
-          <w:sz w:val="24"/>
-        </w:rPr>
-        <w:t>4.3 Filter Follow-ups by Lead ID</w:t>
-      </w:r>
-    </w:p>
-    <w:p>
-      <w:pPr>
-        <w:spacing w:after="80" w:line="276" w:lineRule="auto"/>
-      </w:pPr>
-      <w:r>
-        <w:rPr>
-          <w:rFonts w:ascii="Calibri" w:hAnsi="Calibri"/>
-          <w:b/>
-          <w:color w:val="2C3E50"/>
-          <w:sz w:val="21"/>
-        </w:rPr>
-        <w:t xml:space="preserve">List Follow-ups for Lead #25: </w:t>
-      </w:r>
-      <w:r>
-        <w:rPr>
-          <w:rFonts w:ascii="Calibri" w:hAnsi="Calibri"/>
-          <w:color w:val="2C3E50"/>
-          <w:sz w:val="21"/>
-        </w:rPr>
-        <w:t>GET https://chronolms.com/lead/lead-followups/?lead=25</w:t>
-      </w:r>
-    </w:p>
-    <w:p>
-      <w:pPr>
-        <w:spacing w:before="280" w:after="120"/>
-      </w:pPr>
-      <w:r>
-        <w:rPr>
-          <w:rFonts w:ascii="Arial" w:hAnsi="Arial"/>
-          <w:b/>
-          <w:color w:val="0F4C81"/>
-          <w:sz w:val="30"/>
-        </w:rPr>
-        <w:t>5. All Other Project Module Endpoints</w:t>
-      </w:r>
-    </w:p>
-    <w:p>
-      <w:pPr>
-        <w:spacing w:after="80" w:line="276" w:lineRule="auto"/>
-      </w:pPr>
-      <w:r>
-        <w:rPr>
-          <w:rFonts w:ascii="Calibri" w:hAnsi="Calibri"/>
-          <w:b/>
-          <w:color w:val="2C3E50"/>
-          <w:sz w:val="21"/>
-        </w:rPr>
-        <w:t xml:space="preserve">Product Management API: </w:t>
-      </w:r>
-      <w:r>
-        <w:rPr>
-          <w:rFonts w:ascii="Calibri" w:hAnsi="Calibri"/>
-          <w:color w:val="2C3E50"/>
-          <w:sz w:val="21"/>
-        </w:rPr>
-        <w:t>https://chronolms.com/product/</w:t>
-      </w:r>
-    </w:p>
-    <w:p>
-      <w:pPr>
-        <w:spacing w:after="80" w:line="276" w:lineRule="auto"/>
-      </w:pPr>
-      <w:r>
-        <w:rPr>
-          <w:rFonts w:ascii="Calibri" w:hAnsi="Calibri"/>
-          <w:b/>
-          <w:color w:val="2C3E50"/>
-          <w:sz w:val="21"/>
-        </w:rPr>
-        <w:t xml:space="preserve">Quotation API: </w:t>
-      </w:r>
-      <w:r>
-        <w:rPr>
-          <w:rFonts w:ascii="Calibri" w:hAnsi="Calibri"/>
-          <w:color w:val="2C3E50"/>
-          <w:sz w:val="21"/>
-        </w:rPr>
-        <w:t>https://chronolms.com/api/quotation/</w:t>
-      </w:r>
-    </w:p>
-    <w:p>
-      <w:pPr>
-        <w:spacing w:after="80" w:line="276" w:lineRule="auto"/>
-      </w:pPr>
-      <w:r>
-        <w:rPr>
-          <w:rFonts w:ascii="Calibri" w:hAnsi="Calibri"/>
-          <w:b/>
-          <w:color w:val="2C3E50"/>
-          <w:sz w:val="21"/>
-        </w:rPr>
-        <w:t xml:space="preserve">AMC Management API: </w:t>
-      </w:r>
-      <w:r>
-        <w:rPr>
-          <w:rFonts w:ascii="Calibri" w:hAnsi="Calibri"/>
-          <w:color w:val="2C3E50"/>
-          <w:sz w:val="21"/>
-        </w:rPr>
-        <w:t>https://chronolms.com/api/amc/</w:t>
-      </w:r>
-    </w:p>
-    <w:p>
-      <w:pPr>
-        <w:spacing w:after="80" w:line="276" w:lineRule="auto"/>
-      </w:pPr>
-      <w:r>
-        <w:rPr>
-          <w:rFonts w:ascii="Calibri" w:hAnsi="Calibri"/>
-          <w:b/>
-          <w:color w:val="2C3E50"/>
-          <w:sz w:val="21"/>
-        </w:rPr>
-        <w:t xml:space="preserve">Parking Products API: </w:t>
-      </w:r>
-      <w:r>
-        <w:rPr>
-          <w:rFonts w:ascii="Calibri" w:hAnsi="Calibri"/>
-          <w:color w:val="2C3E50"/>
-          <w:sz w:val="21"/>
-        </w:rPr>
-        <w:t>https://chronolms.com/parking/</w:t>
-      </w:r>
-    </w:p>
-    <w:p>
-      <w:pPr>
-        <w:spacing w:after="80" w:line="276" w:lineRule="auto"/>
-      </w:pPr>
-      <w:r>
-        <w:rPr>
-          <w:rFonts w:ascii="Calibri" w:hAnsi="Calibri"/>
-          <w:b/>
-          <w:color w:val="2C3E50"/>
-          <w:sz w:val="21"/>
-        </w:rPr>
-        <w:t xml:space="preserve">Service Management API: </w:t>
-      </w:r>
-      <w:r>
-        <w:rPr>
-          <w:rFonts w:ascii="Calibri" w:hAnsi="Calibri"/>
-          <w:color w:val="2C3E50"/>
-          <w:sz w:val="21"/>
-        </w:rPr>
-        <w:t>https://chronolms.com/services/</w:t>
-      </w:r>
-    </w:p>
-    <w:p>
-      <w:pPr>
-        <w:spacing w:before="280" w:after="120"/>
-      </w:pPr>
-      <w:r>
-        <w:rPr>
-          <w:rFonts w:ascii="Arial" w:hAnsi="Arial"/>
-          <w:b/>
-          <w:color w:val="0F4C81"/>
-          <w:sz w:val="30"/>
-        </w:rPr>
-        <w:t>6. N8N Workflow Setup Step-by-Step</w:t>
-      </w:r>
-    </w:p>
-    <w:p>
-      <w:pPr>
-        <w:spacing w:after="80" w:line="276" w:lineRule="auto"/>
-      </w:pPr>
-      <w:r>
-        <w:rPr>
-          <w:rFonts w:ascii="Calibri" w:hAnsi="Calibri"/>
-          <w:color w:val="2C3E50"/>
-          <w:sz w:val="21"/>
-        </w:rPr>
-        <w:t>1. Webhook / Form Trigger Node - Incoming Lead inquiry payload.</w:t>
-        <w:br/>
-        <w:t>2. Obtain JWT Token Node - POST https://chronolms.com/token/ -&gt; get 'access' token.</w:t>
-        <w:br/>
-        <w:t>3. Search Customer Node - GET https://chronolms.com/lead/customer/?search={{ $json.body.mobile }}</w:t>
-        <w:br/>
-        <w:t>4. IF Node (Check Customer Exists)</w:t>
-        <w:br/>
-        <w:t xml:space="preserve">   - True Branch: Use existing Customer ID ($json[0].id)</w:t>
-        <w:br/>
-        <w:t xml:space="preserve">   - False Branch: POST https://chronolms.com/lead/customer/ to Create Customer.</w:t>
-        <w:br/>
-        <w:t>5. Create Lead Node - POST https://chronolms.com/lead/lead/ using Customer ID.</w:t>
-        <w:br/>
-        <w:t>6. Create Follow-up Node - POST https://chronolms.com/lead/lead-followups/ using Lead ID.</w:t>
-      </w:r>
-    </w:p>
+    <w:tbl>
+      <w:tblPr>
+        <w:tblW w:type="auto" w:w="0"/>
+        <w:jc w:val="center"/>
+        <w:tblLook w:firstColumn="1" w:firstRow="1" w:lastColumn="0" w:lastRow="0" w:noHBand="0" w:noVBand="1" w:val="04A0"/>
+      </w:tblPr>
+      <w:tblGrid>
+        <w:gridCol w:w="5400"/>
+        <w:gridCol w:w="5400"/>
+      </w:tblGrid>
+      <w:tr>
+        <w:tc>
+          <w:tcPr>
+            <w:tcW w:type="dxa" w:w="4320"/>
+            <w:shd w:fill="F1F5F9"/>
+          </w:tcPr>
+          <w:p>
+            <w:pPr>
+              <w:spacing w:after="40" w:before="40"/>
+            </w:pPr>
+            <w:r>
+              <w:rPr>
+                <w:rFonts w:ascii="Arial" w:hAnsi="Arial"/>
+                <w:b/>
+                <w:color w:val="0F172A"/>
+                <w:sz w:val="17"/>
+              </w:rPr>
+              <w:t>Requirement</w:t>
+            </w:r>
+          </w:p>
+        </w:tc>
+        <w:tc>
+          <w:tcPr>
+            <w:tcW w:type="dxa" w:w="6480"/>
+            <w:shd w:fill="F1F5F9"/>
+          </w:tcPr>
+          <w:p>
+            <w:pPr>
+              <w:spacing w:after="40" w:before="40"/>
+            </w:pPr>
+            <w:r>
+              <w:rPr>
+                <w:rFonts w:ascii="Arial" w:hAnsi="Arial"/>
+                <w:b/>
+                <w:color w:val="0F172A"/>
+                <w:sz w:val="17"/>
+              </w:rPr>
+              <w:t>Production Status / Value</w:t>
+            </w:r>
+          </w:p>
+        </w:tc>
+      </w:tr>
+      <w:tr>
+        <w:tc>
+          <w:tcPr>
+            <w:tcW w:type="dxa" w:w="4320"/>
+          </w:tcPr>
+          <w:p>
+            <w:pPr>
+              <w:spacing w:after="40" w:before="40"/>
+            </w:pPr>
+            <w:r>
+              <w:rPr>
+                <w:rFonts w:ascii="Arial" w:hAnsi="Arial"/>
+                <w:sz w:val="17"/>
+              </w:rPr>
+              <w:t>Production Base URL</w:t>
+            </w:r>
+          </w:p>
+        </w:tc>
+        <w:tc>
+          <w:tcPr>
+            <w:tcW w:type="dxa" w:w="6480"/>
+          </w:tcPr>
+          <w:p>
+            <w:pPr>
+              <w:spacing w:after="40" w:before="40"/>
+            </w:pPr>
+            <w:r>
+              <w:rPr>
+                <w:rFonts w:ascii="Arial" w:hAnsi="Arial"/>
+                <w:sz w:val="17"/>
+              </w:rPr>
+              <w:t>https://chronolms.com</w:t>
+            </w:r>
+          </w:p>
+        </w:tc>
+      </w:tr>
+      <w:tr>
+        <w:tc>
+          <w:tcPr>
+            <w:tcW w:type="dxa" w:w="4320"/>
+          </w:tcPr>
+          <w:p>
+            <w:pPr>
+              <w:spacing w:after="40" w:before="40"/>
+            </w:pPr>
+            <w:r>
+              <w:rPr>
+                <w:rFonts w:ascii="Arial" w:hAnsi="Arial"/>
+                <w:sz w:val="17"/>
+              </w:rPr>
+              <w:t>JWT Token Endpoint</w:t>
+            </w:r>
+          </w:p>
+        </w:tc>
+        <w:tc>
+          <w:tcPr>
+            <w:tcW w:type="dxa" w:w="6480"/>
+          </w:tcPr>
+          <w:p>
+            <w:pPr>
+              <w:spacing w:after="40" w:before="40"/>
+            </w:pPr>
+            <w:r>
+              <w:rPr>
+                <w:rFonts w:ascii="Arial" w:hAnsi="Arial"/>
+                <w:sz w:val="17"/>
+              </w:rPr>
+              <w:t>POST https://chronolms.com/token/</w:t>
+            </w:r>
+          </w:p>
+        </w:tc>
+      </w:tr>
+      <w:tr>
+        <w:tc>
+          <w:tcPr>
+            <w:tcW w:type="dxa" w:w="4320"/>
+          </w:tcPr>
+          <w:p>
+            <w:pPr>
+              <w:spacing w:after="40" w:before="40"/>
+            </w:pPr>
+            <w:r>
+              <w:rPr>
+                <w:rFonts w:ascii="Arial" w:hAnsi="Arial"/>
+                <w:sz w:val="17"/>
+              </w:rPr>
+              <w:t>Lead API Endpoint</w:t>
+            </w:r>
+          </w:p>
+        </w:tc>
+        <w:tc>
+          <w:tcPr>
+            <w:tcW w:type="dxa" w:w="6480"/>
+          </w:tcPr>
+          <w:p>
+            <w:pPr>
+              <w:spacing w:after="40" w:before="40"/>
+            </w:pPr>
+            <w:r>
+              <w:rPr>
+                <w:rFonts w:ascii="Arial" w:hAnsi="Arial"/>
+                <w:sz w:val="17"/>
+              </w:rPr>
+              <w:t>https://chronolms.com/lead/lead/</w:t>
+            </w:r>
+          </w:p>
+        </w:tc>
+      </w:tr>
+      <w:tr>
+        <w:tc>
+          <w:tcPr>
+            <w:tcW w:type="dxa" w:w="4320"/>
+          </w:tcPr>
+          <w:p>
+            <w:pPr>
+              <w:spacing w:after="40" w:before="40"/>
+            </w:pPr>
+            <w:r>
+              <w:rPr>
+                <w:rFonts w:ascii="Arial" w:hAnsi="Arial"/>
+                <w:sz w:val="17"/>
+              </w:rPr>
+              <w:t>Customer API Endpoint</w:t>
+            </w:r>
+          </w:p>
+        </w:tc>
+        <w:tc>
+          <w:tcPr>
+            <w:tcW w:type="dxa" w:w="6480"/>
+          </w:tcPr>
+          <w:p>
+            <w:pPr>
+              <w:spacing w:after="40" w:before="40"/>
+            </w:pPr>
+            <w:r>
+              <w:rPr>
+                <w:rFonts w:ascii="Arial" w:hAnsi="Arial"/>
+                <w:sz w:val="17"/>
+              </w:rPr>
+              <w:t>https://chronolms.com/lead/customer/</w:t>
+            </w:r>
+          </w:p>
+        </w:tc>
+      </w:tr>
+      <w:tr>
+        <w:tc>
+          <w:tcPr>
+            <w:tcW w:type="dxa" w:w="4320"/>
+          </w:tcPr>
+          <w:p>
+            <w:pPr>
+              <w:spacing w:after="40" w:before="40"/>
+            </w:pPr>
+            <w:r>
+              <w:rPr>
+                <w:rFonts w:ascii="Arial" w:hAnsi="Arial"/>
+                <w:sz w:val="17"/>
+              </w:rPr>
+              <w:t>Lead Follow-up Endpoint</w:t>
+            </w:r>
+          </w:p>
+        </w:tc>
+        <w:tc>
+          <w:tcPr>
+            <w:tcW w:type="dxa" w:w="6480"/>
+          </w:tcPr>
+          <w:p>
+            <w:pPr>
+              <w:spacing w:after="40" w:before="40"/>
+            </w:pPr>
+            <w:r>
+              <w:rPr>
+                <w:rFonts w:ascii="Arial" w:hAnsi="Arial"/>
+                <w:sz w:val="17"/>
+              </w:rPr>
+              <w:t>https://chronolms.com/lead/lead-followups/</w:t>
+            </w:r>
+          </w:p>
+        </w:tc>
+      </w:tr>
+      <w:tr>
+        <w:tc>
+          <w:tcPr>
+            <w:tcW w:type="dxa" w:w="4320"/>
+          </w:tcPr>
+          <w:p>
+            <w:pPr>
+              <w:spacing w:after="40" w:before="40"/>
+            </w:pPr>
+            <w:r>
+              <w:rPr>
+                <w:rFonts w:ascii="Arial" w:hAnsi="Arial"/>
+                <w:sz w:val="17"/>
+              </w:rPr>
+              <w:t>Swagger UI Documentation</w:t>
+            </w:r>
+          </w:p>
+        </w:tc>
+        <w:tc>
+          <w:tcPr>
+            <w:tcW w:type="dxa" w:w="6480"/>
+          </w:tcPr>
+          <w:p>
+            <w:pPr>
+              <w:spacing w:after="40" w:before="40"/>
+            </w:pPr>
+            <w:r>
+              <w:rPr>
+                <w:rFonts w:ascii="Arial" w:hAnsi="Arial"/>
+                <w:sz w:val="17"/>
+              </w:rPr>
+              <w:t>https://chronolms.com/swagger/</w:t>
+            </w:r>
+          </w:p>
+        </w:tc>
+      </w:tr>
+    </w:tbl>
     <w:sectPr>
       <w:pgSz w:w="12240" w:h="15840"/>
-      <w:pgMar w:top="1152" w:right="1152" w:bottom="1152" w:left="1152" w:header="720" w:footer="720" w:gutter="0"/>
+      <w:pgMar w:top="720" w:right="720" w:bottom="720" w:left="720" w:header="720" w:footer="720" w:gutter="0"/>
       <w:cols w:space="720"/>
       <w:docGrid w:linePitch="360"/>
     </w:sectPr>
